--- a/보관본/러시아 인권변호사/Word/1부/1부_4화_첫_협박.docx
+++ b/보관본/러시아 인권변호사/Word/1부/1부_4화_첫_협박.docx
@@ -3289,7 +3289,7 @@
           <w:i w:val="0"/>
           <w:sz w:val="22"/>
         </w:rPr>
-        <w:t xml:space="preserve"> — 채찍으로 도끼 등을 부러뜨릴 수 없다, 곧 약한 힘으로는 강한 권력을 꺾을 수 없다는 뜻의 오래된 속담. 장면 6에서 아버지 니콜라이가 80년대 안전 문제로 진정을 넣었다가 채소 창고 경비원으로 밀려난 작업반장 이야기를 하며 “시스템은 못 이긴다”는 말을 이 속담으로 못 박는다. 료샤가 “채찍이 많으면요?”라고 되받고, 아버지는 “하나씩 부러뜨릴 것”이라고 답한다. 공장에서 평생을 보낸 노동자의 체념과 아들의 고집이 한 속담을 두고 부딪히는 대목.</w:t>
+        <w:t xml:space="preserve"> — 한국어 해설: 채찍으로 도끼 등을 부러뜨릴 수 없다, 곧 약한 힘으로는 강한 권력을 꺾을 수 없다는 뜻의 오래된 속담. 장면 6에서 아버지 니콜라이가 80년대 안전 문제로 진정을 넣었다가 채소 창고 경비원으로 밀려난 작업반장 이야기를 하며 “시스템은 못 이긴다”는 말을 이 속담으로 못 박는다. 료샤가 “채찍이 많으면요?”라고 되받고, 아버지는 “하나씩 부러뜨릴 것”이라고 답한다. 공장에서 평생을 보낸 노동자의 체념과 아들의 고집이 한 속담을 두고 부딪히는 대목.</w:t>
       </w:r>
     </w:p>
     <w:p>
@@ -3312,7 +3312,7 @@
           <w:i w:val="0"/>
           <w:sz w:val="22"/>
         </w:rPr>
-        <w:t xml:space="preserve"> — 원작에서는 비겁한 아첨꾼 몰찰린의 대사. 장면 8에서 비코프가 익명의 협박 전화를 두고 인용하며 “몰찰린 같은 겁쟁이에게나 혀가 권총보다 무섭다, 그들에겐 아직 권총이 없어서 목소리로 겁을 준다”고 풀이한다. “아직”이라는 말이 이후 폭력의 복선이 된다.</w:t>
+        <w:t xml:space="preserve"> — 한국어 해설: 원작에서는 비겁한 아첨꾼 몰찰린의 대사. 장면 8에서 비코프가 익명의 협박 전화를 두고 인용하며 “몰찰린 같은 겁쟁이에게나 혀가 권총보다 무섭다, 그들에겐 아직 권총이 없어서 목소리로 겁을 준다”고 풀이한다. “아직”이라는 말이 이후 폭력의 복선이 된다.</w:t>
       </w:r>
     </w:p>
     <w:p>

--- a/보관본/러시아 인권변호사/Word/1부/1부_4화_첫_협박.docx
+++ b/보관본/러시아 인권변호사/Word/1부/1부_4화_첫_협박.docx
@@ -504,7 +504,7 @@
           <w:color w:val="1F3864"/>
           <w:sz w:val="26"/>
         </w:rPr>
-        <w:t>장면 2 — 밤, 전화벨이 울림</w:t>
+        <w:t>장면 2 — 오를로프家, 식후의 차와 설거지</w:t>
       </w:r>
     </w:p>
     <w:p>
@@ -519,38 +519,6 @@
           <w:sz w:val="22"/>
         </w:rPr>
         <w:t xml:space="preserve">Анна: </w:t>
-      </w:r>
-      <w:r>
-        <w:rPr>
-          <w:rFonts w:ascii="Times New Roman" w:hAnsi="Times New Roman" w:eastAsia="Malgun Gothic"/>
-          <w:b w:val="0"/>
-          <w:i w:val="0"/>
-          <w:sz w:val="22"/>
-        </w:rPr>
-        <w:t>Кто это может звонить так поздно?</w:t>
-      </w:r>
-    </w:p>
-    <w:p>
-      <w:pPr>
-        <w:spacing w:before="0" w:after="110" w:line="300" w:lineRule="auto"/>
-      </w:pPr>
-      <w:r>
-        <w:rPr>
-          <w:rFonts w:ascii="Times New Roman" w:hAnsi="Times New Roman" w:eastAsia="Malgun Gothic"/>
-          <w:b/>
-          <w:i w:val="0"/>
-          <w:sz w:val="22"/>
-        </w:rPr>
-        <w:t xml:space="preserve">Николай: </w:t>
-      </w:r>
-      <w:r>
-        <w:rPr>
-          <w:rFonts w:ascii="Times New Roman" w:hAnsi="Times New Roman" w:eastAsia="Malgun Gothic"/>
-          <w:b w:val="0"/>
-          <w:i w:val="0"/>
-          <w:sz w:val="22"/>
-        </w:rPr>
-        <w:t xml:space="preserve">Я отвечу. </w:t>
       </w:r>
       <w:r>
         <w:rPr>
@@ -560,7 +528,7 @@
           <w:color w:val="555555"/>
           <w:sz w:val="22"/>
         </w:rPr>
-        <w:t>(берёт трубку)</w:t>
+        <w:t>(нарочно меняет тему)</w:t>
       </w:r>
       <w:r>
         <w:rPr>
@@ -569,7 +537,7 @@
           <w:i w:val="0"/>
           <w:sz w:val="22"/>
         </w:rPr>
-        <w:t xml:space="preserve"> Алло.</w:t>
+        <w:t xml:space="preserve"> Лёш, передай-ка отцу сметану. Коля, ты же пирог без сметаны не признаёшь.</w:t>
       </w:r>
     </w:p>
     <w:p>
@@ -583,7 +551,7 @@
           <w:i w:val="0"/>
           <w:sz w:val="22"/>
         </w:rPr>
-        <w:t xml:space="preserve">Голос: </w:t>
+        <w:t xml:space="preserve">Лёша: </w:t>
       </w:r>
       <w:r>
         <w:rPr>
@@ -592,7 +560,7 @@
           <w:i w:val="0"/>
           <w:sz w:val="22"/>
         </w:rPr>
-        <w:t>Это дом Орловых?</w:t>
+        <w:t>Держи, пап.</w:t>
       </w:r>
     </w:p>
     <w:p>
@@ -615,7 +583,7 @@
           <w:i w:val="0"/>
           <w:sz w:val="22"/>
         </w:rPr>
-        <w:t>Да, а кто говорит?</w:t>
+        <w:t>Ага. И хлеба отрежь, будь другом. Только потоньше, не как в прошлый раз.</w:t>
       </w:r>
     </w:p>
     <w:p>
@@ -629,7 +597,7 @@
           <w:i w:val="0"/>
           <w:sz w:val="22"/>
         </w:rPr>
-        <w:t xml:space="preserve">Голос: </w:t>
+        <w:t xml:space="preserve">Лёша: </w:t>
       </w:r>
       <w:r>
         <w:rPr>
@@ -638,7 +606,7 @@
           <w:i w:val="0"/>
           <w:sz w:val="22"/>
         </w:rPr>
-        <w:t>Передайте вашему сыну-адвокату, чтобы он бросил играть в героя. Пока это ещё можно сделать по-хорошему.</w:t>
+        <w:t>А как в прошлый раз?</w:t>
       </w:r>
     </w:p>
     <w:p>
@@ -661,7 +629,7 @@
           <w:i w:val="0"/>
           <w:sz w:val="22"/>
         </w:rPr>
-        <w:t>Вы кто такой, чтобы мне указывать?</w:t>
+        <w:t>Как на стройку. Кирпичами.</w:t>
       </w:r>
     </w:p>
     <w:p>
@@ -675,76 +643,7 @@
           <w:i w:val="0"/>
           <w:sz w:val="22"/>
         </w:rPr>
-        <w:t xml:space="preserve">Голос: </w:t>
-      </w:r>
-      <w:r>
-        <w:rPr>
-          <w:rFonts w:ascii="Times New Roman" w:hAnsi="Times New Roman" w:eastAsia="Malgun Gothic"/>
-          <w:b w:val="0"/>
-          <w:i w:val="0"/>
-          <w:sz w:val="22"/>
-        </w:rPr>
-        <w:t>Доброжелатель. Пока ещё доброжелатель, Николай Фёдорович.</w:t>
-      </w:r>
-    </w:p>
-    <w:p>
-      <w:pPr>
-        <w:spacing w:before="0" w:after="110" w:line="300" w:lineRule="auto"/>
-      </w:pPr>
-      <w:r>
-        <w:rPr>
-          <w:rFonts w:ascii="Times New Roman" w:hAnsi="Times New Roman" w:eastAsia="Malgun Gothic"/>
-          <w:b/>
-          <w:i w:val="0"/>
-          <w:sz w:val="22"/>
-        </w:rPr>
-        <w:t xml:space="preserve">Николай: </w:t>
-      </w:r>
-      <w:r>
-        <w:rPr>
-          <w:rFonts w:ascii="Times New Roman" w:hAnsi="Times New Roman" w:eastAsia="Malgun Gothic"/>
-          <w:b w:val="0"/>
-          <w:i w:val="0"/>
-          <w:sz w:val="22"/>
-        </w:rPr>
-        <w:t>Кто это?! Алло! Алло!</w:t>
-      </w:r>
-    </w:p>
-    <w:p>
-      <w:pPr>
-        <w:spacing w:before="0" w:after="110" w:line="300" w:lineRule="auto"/>
-      </w:pPr>
-      <w:r>
-        <w:rPr>
-          <w:rFonts w:ascii="Times New Roman" w:hAnsi="Times New Roman" w:eastAsia="Malgun Gothic"/>
-          <w:b/>
-          <w:i w:val="0"/>
-          <w:sz w:val="22"/>
-        </w:rPr>
         <w:t xml:space="preserve">Анна: </w:t>
-      </w:r>
-      <w:r>
-        <w:rPr>
-          <w:rFonts w:ascii="Times New Roman" w:hAnsi="Times New Roman" w:eastAsia="Malgun Gothic"/>
-          <w:b w:val="0"/>
-          <w:i w:val="0"/>
-          <w:sz w:val="22"/>
-        </w:rPr>
-        <w:t>Коля, что случилось? Ты побледнел.</w:t>
-      </w:r>
-    </w:p>
-    <w:p>
-      <w:pPr>
-        <w:spacing w:before="0" w:after="110" w:line="300" w:lineRule="auto"/>
-      </w:pPr>
-      <w:r>
-        <w:rPr>
-          <w:rFonts w:ascii="Times New Roman" w:hAnsi="Times New Roman" w:eastAsia="Malgun Gothic"/>
-          <w:b/>
-          <w:i w:val="0"/>
-          <w:sz w:val="22"/>
-        </w:rPr>
-        <w:t xml:space="preserve">Николай: </w:t>
       </w:r>
       <w:r>
         <w:rPr>
@@ -754,7 +653,7 @@
           <w:color w:val="555555"/>
           <w:sz w:val="22"/>
         </w:rPr>
-        <w:t>(медленно кладёт трубку)</w:t>
+        <w:t>(смеётся)</w:t>
       </w:r>
       <w:r>
         <w:rPr>
@@ -763,23 +662,30 @@
           <w:i w:val="0"/>
           <w:sz w:val="22"/>
         </w:rPr>
-        <w:t xml:space="preserve"> Кто-то звонил. Про Лёшу.</w:t>
+        <w:t xml:space="preserve"> Не слушай его, Лёш. Сам режет — хоть забор из этих ломтей ставь.</w:t>
       </w:r>
     </w:p>
     <w:p>
       <w:pPr>
-        <w:keepNext/>
-        <w:spacing w:before="320" w:after="140"/>
+        <w:spacing w:before="0" w:after="110" w:line="300" w:lineRule="auto"/>
       </w:pPr>
       <w:r>
         <w:rPr>
           <w:rFonts w:ascii="Times New Roman" w:hAnsi="Times New Roman" w:eastAsia="Malgun Gothic"/>
           <w:b/>
           <w:i w:val="0"/>
-          <w:color w:val="1F3864"/>
-          <w:sz w:val="26"/>
-        </w:rPr>
-        <w:t>장면 3 — 료샤가 도착함</w:t>
+          <w:sz w:val="22"/>
+        </w:rPr>
+        <w:t xml:space="preserve">Лёша: </w:t>
+      </w:r>
+      <w:r>
+        <w:rPr>
+          <w:rFonts w:ascii="Times New Roman" w:hAnsi="Times New Roman" w:eastAsia="Malgun Gothic"/>
+          <w:b w:val="0"/>
+          <w:i w:val="0"/>
+          <w:sz w:val="22"/>
+        </w:rPr>
+        <w:t>Мам, пирог — объедение. Тесто прямо тает.</w:t>
       </w:r>
     </w:p>
     <w:p>
@@ -793,7 +699,7 @@
           <w:i w:val="0"/>
           <w:sz w:val="22"/>
         </w:rPr>
-        <w:t xml:space="preserve">Лёша: </w:t>
+        <w:t xml:space="preserve">Анна: </w:t>
       </w:r>
       <w:r>
         <w:rPr>
@@ -802,7 +708,7 @@
           <w:i w:val="0"/>
           <w:sz w:val="22"/>
         </w:rPr>
-        <w:t>Пап, мам, что случилось? Вы оба сидите как на похоронах.</w:t>
+        <w:t>Да ну, скажешь тоже. Капуста в этот раз суховата вышла.</w:t>
       </w:r>
     </w:p>
     <w:p>
@@ -825,7 +731,7 @@
           <w:i w:val="0"/>
           <w:sz w:val="22"/>
         </w:rPr>
-        <w:t>Звонили. Сказали тебе бросить дела. «Играть в героя», их слова.</w:t>
+        <w:t>Суховата… Я, между прочим, третий кусок доедаю.</w:t>
       </w:r>
     </w:p>
     <w:p>
@@ -839,7 +745,7 @@
           <w:i w:val="0"/>
           <w:sz w:val="22"/>
         </w:rPr>
-        <w:t xml:space="preserve">Лёша: </w:t>
+        <w:t xml:space="preserve">Анна: </w:t>
       </w:r>
       <w:r>
         <w:rPr>
@@ -848,7 +754,7 @@
           <w:i w:val="0"/>
           <w:sz w:val="22"/>
         </w:rPr>
-        <w:t>Голос узнали?</w:t>
+        <w:t>Тебе, Коля, лишь бы поесть. Лёша, картошки ещё положить?</w:t>
       </w:r>
     </w:p>
     <w:p>
@@ -862,7 +768,7 @@
           <w:i w:val="0"/>
           <w:sz w:val="22"/>
         </w:rPr>
-        <w:t xml:space="preserve">Николай: </w:t>
+        <w:t xml:space="preserve">Лёша: </w:t>
       </w:r>
       <w:r>
         <w:rPr>
@@ -871,7 +777,7 @@
           <w:i w:val="0"/>
           <w:sz w:val="22"/>
         </w:rPr>
-        <w:t>Нет. Мужской, спокойный. Слишком спокойный.</w:t>
+        <w:t>Нет, мам, спасибо, я уже наелся. Честное слово, больше не влезет.</w:t>
       </w:r>
     </w:p>
     <w:p>
@@ -894,7 +800,7 @@
           <w:i w:val="0"/>
           <w:sz w:val="22"/>
         </w:rPr>
-        <w:t>Коля, ты мне этого не говорил…</w:t>
+        <w:t>Ну хоть огурчик возьми. Огурцы в этом году удались.</w:t>
       </w:r>
     </w:p>
     <w:p>
@@ -908,7 +814,7 @@
           <w:i w:val="0"/>
           <w:sz w:val="22"/>
         </w:rPr>
-        <w:t xml:space="preserve">Николай: </w:t>
+        <w:t xml:space="preserve">Лёша: </w:t>
       </w:r>
       <w:r>
         <w:rPr>
@@ -917,7 +823,7 @@
           <w:i w:val="0"/>
           <w:sz w:val="22"/>
         </w:rPr>
-        <w:t>И по отчеству меня назвал. Николай Фёдорович. Как будто мы с ним в одной бригаде работали.</w:t>
+        <w:t>От огурчика не откажусь.</w:t>
       </w:r>
     </w:p>
     <w:p>
@@ -931,7 +837,7 @@
           <w:i w:val="0"/>
           <w:sz w:val="22"/>
         </w:rPr>
-        <w:t xml:space="preserve">Лёша: </w:t>
+        <w:t xml:space="preserve">Николай: </w:t>
       </w:r>
       <w:r>
         <w:rPr>
@@ -940,7 +846,7 @@
           <w:i w:val="0"/>
           <w:sz w:val="22"/>
         </w:rPr>
-        <w:t>Значит, готовились. Узнали всё заранее.</w:t>
+        <w:t>Аня, ты ему про Зинаиду снизу рассказала?</w:t>
       </w:r>
     </w:p>
     <w:p>
@@ -963,7 +869,7 @@
           <w:i w:val="0"/>
           <w:sz w:val="22"/>
         </w:rPr>
-        <w:t>Господи, Лёша, да кто ж это такие?</w:t>
+        <w:t>Про Зинаиду Павловну? Ой, Лёш, ты не поверишь. К ней внучка приехала, из Москвы, с женихом.</w:t>
       </w:r>
     </w:p>
     <w:p>
@@ -986,7 +892,7 @@
           <w:i w:val="0"/>
           <w:sz w:val="22"/>
         </w:rPr>
-        <w:t>Не знаю, мам. Пока не знаю.</w:t>
+        <w:t>Ну и что тут такого?</w:t>
       </w:r>
     </w:p>
     <w:p>
@@ -1009,7 +915,7 @@
           <w:i w:val="0"/>
           <w:sz w:val="22"/>
         </w:rPr>
-        <w:t>Лёша, может, действительно стоит притормозить хоть немного?</w:t>
+        <w:t>А то, что жених — с серьгой в ухе! Лавочка у подъезда третий день только об этом и судачит.</w:t>
       </w:r>
     </w:p>
     <w:p>
@@ -1023,7 +929,7 @@
           <w:i w:val="0"/>
           <w:sz w:val="22"/>
         </w:rPr>
-        <w:t xml:space="preserve">Лёша: </w:t>
+        <w:t xml:space="preserve">Николай: </w:t>
       </w:r>
       <w:r>
         <w:rPr>
@@ -1032,7 +938,7 @@
           <w:i w:val="0"/>
           <w:sz w:val="22"/>
         </w:rPr>
-        <w:t>Мам, это ровно то, чего они добиваются. Испугать, заставить нас замолчать.</w:t>
+        <w:t>Лавочке только дай повод. Им бы в разведке работать — всё видят, всё знают.</w:t>
       </w:r>
     </w:p>
     <w:p>
@@ -1046,7 +952,7 @@
           <w:i w:val="0"/>
           <w:sz w:val="22"/>
         </w:rPr>
-        <w:t xml:space="preserve">Николай: </w:t>
+        <w:t xml:space="preserve">Лёша: </w:t>
       </w:r>
       <w:r>
         <w:rPr>
@@ -1055,7 +961,7 @@
           <w:i w:val="0"/>
           <w:sz w:val="22"/>
         </w:rPr>
-        <w:t>А если они не остановятся на звонке?</w:t>
+        <w:t>А сама Зинаида Павловна что?</w:t>
       </w:r>
     </w:p>
     <w:p>
@@ -1069,7 +975,7 @@
           <w:i w:val="0"/>
           <w:sz w:val="22"/>
         </w:rPr>
-        <w:t xml:space="preserve">Лёша: </w:t>
+        <w:t xml:space="preserve">Анна: </w:t>
       </w:r>
       <w:r>
         <w:rPr>
@@ -1078,7 +984,7 @@
           <w:i w:val="0"/>
           <w:sz w:val="22"/>
         </w:rPr>
-        <w:t>Тогда мы обратимся в полицию.</w:t>
+        <w:t>Говорит: главное, чтобы человек был хороший. А сама, я же вижу, губы поджимает.</w:t>
       </w:r>
     </w:p>
     <w:p>
@@ -1101,7 +1007,7 @@
           <w:i w:val="0"/>
           <w:sz w:val="22"/>
         </w:rPr>
-        <w:t>В полицию! Ты наивнее, чем я думал, Алексей. А если сама полиция с этим как-то связана?</w:t>
+        <w:t>Зато этот жених ей кран на кухне за полчаса починил. Вот тебе и серьга. Руки золотые.</w:t>
       </w:r>
     </w:p>
     <w:p>
@@ -1115,7 +1021,7 @@
           <w:i w:val="0"/>
           <w:sz w:val="22"/>
         </w:rPr>
-        <w:t xml:space="preserve">Лёша: </w:t>
+        <w:t xml:space="preserve">Анна: </w:t>
       </w:r>
       <w:r>
         <w:rPr>
@@ -1124,7 +1030,7 @@
           <w:i w:val="0"/>
           <w:sz w:val="22"/>
         </w:rPr>
-        <w:t>Может быть. Но без заявления мы потом вообще ничего не докажем.</w:t>
+        <w:t>Так, всё, хватит сплетничать. Чай будете? Я чайник поставлю.</w:t>
       </w:r>
     </w:p>
     <w:p>
@@ -1138,7 +1044,7 @@
           <w:i w:val="0"/>
           <w:sz w:val="22"/>
         </w:rPr>
-        <w:t xml:space="preserve">Николай: </w:t>
+        <w:t xml:space="preserve">Лёша: </w:t>
       </w:r>
       <w:r>
         <w:rPr>
@@ -1147,7 +1053,7 @@
           <w:i w:val="0"/>
           <w:sz w:val="22"/>
         </w:rPr>
-        <w:t>Заявление! Всё у тебя бумага. Бумага от ножа не защищает.</w:t>
+        <w:t>Давай я посуду помою, мам. Сиди.</w:t>
       </w:r>
     </w:p>
     <w:p>
@@ -1170,7 +1076,7 @@
           <w:i w:val="0"/>
           <w:sz w:val="22"/>
         </w:rPr>
-        <w:t>Коля, не кричи. Соседи услышат.</w:t>
+        <w:t>Ещё чего! Ты в гостях.</w:t>
       </w:r>
     </w:p>
     <w:p>
@@ -1184,7 +1090,200 @@
           <w:i w:val="0"/>
           <w:sz w:val="22"/>
         </w:rPr>
+        <w:t xml:space="preserve">Лёша: </w:t>
+      </w:r>
+      <w:r>
+        <w:rPr>
+          <w:rFonts w:ascii="Times New Roman" w:hAnsi="Times New Roman" w:eastAsia="Malgun Gothic"/>
+          <w:b w:val="0"/>
+          <w:i w:val="0"/>
+          <w:sz w:val="22"/>
+        </w:rPr>
+        <w:t>Какой я тебе гость, мам? Давай-давай, фартук где?</w:t>
+      </w:r>
+    </w:p>
+    <w:p>
+      <w:pPr>
+        <w:spacing w:before="0" w:after="110" w:line="300" w:lineRule="auto"/>
+      </w:pPr>
+      <w:r>
+        <w:rPr>
+          <w:rFonts w:ascii="Times New Roman" w:hAnsi="Times New Roman" w:eastAsia="Malgun Gothic"/>
+          <w:b/>
+          <w:i w:val="0"/>
+          <w:sz w:val="22"/>
+        </w:rPr>
+        <w:t xml:space="preserve">Анна: </w:t>
+      </w:r>
+      <w:r>
+        <w:rPr>
+          <w:rFonts w:ascii="Times New Roman" w:hAnsi="Times New Roman" w:eastAsia="Malgun Gothic"/>
+          <w:b w:val="0"/>
+          <w:i w:val="0"/>
+          <w:sz w:val="22"/>
+        </w:rPr>
+        <w:t>На крючке, где всегда. Только тарелки сразу в сушилку ставь, а не на стол.</w:t>
+      </w:r>
+    </w:p>
+    <w:p>
+      <w:pPr>
+        <w:spacing w:before="0" w:after="110" w:line="300" w:lineRule="auto"/>
+      </w:pPr>
+      <w:r>
+        <w:rPr>
+          <w:rFonts w:ascii="Times New Roman" w:hAnsi="Times New Roman" w:eastAsia="Malgun Gothic"/>
+          <w:b/>
+          <w:i w:val="0"/>
+          <w:sz w:val="22"/>
+        </w:rPr>
+        <w:t xml:space="preserve">Лёша: </w:t>
+      </w:r>
+      <w:r>
+        <w:rPr>
+          <w:rFonts w:ascii="Times New Roman" w:hAnsi="Times New Roman" w:eastAsia="Malgun Gothic"/>
+          <w:b w:val="0"/>
+          <w:i w:val="0"/>
+          <w:sz w:val="22"/>
+        </w:rPr>
+        <w:t>Слушаюсь, товарищ начальник.</w:t>
+      </w:r>
+    </w:p>
+    <w:p>
+      <w:pPr>
+        <w:spacing w:before="0" w:after="110" w:line="300" w:lineRule="auto"/>
+      </w:pPr>
+      <w:r>
+        <w:rPr>
+          <w:rFonts w:ascii="Times New Roman" w:hAnsi="Times New Roman" w:eastAsia="Malgun Gothic"/>
+          <w:b/>
+          <w:i w:val="0"/>
+          <w:sz w:val="22"/>
+        </w:rPr>
         <w:t xml:space="preserve">Николай: </w:t>
+      </w:r>
+      <w:r>
+        <w:rPr>
+          <w:rFonts w:ascii="Times New Roman" w:hAnsi="Times New Roman" w:eastAsia="Malgun Gothic"/>
+          <w:b w:val="0"/>
+          <w:i w:val="0"/>
+          <w:sz w:val="22"/>
+        </w:rPr>
+        <w:t>Вот-вот. У нас в доме один начальник, и это не я.</w:t>
+      </w:r>
+    </w:p>
+    <w:p>
+      <w:pPr>
+        <w:spacing w:before="0" w:after="110" w:line="300" w:lineRule="auto"/>
+      </w:pPr>
+      <w:r>
+        <w:rPr>
+          <w:rFonts w:ascii="Times New Roman" w:hAnsi="Times New Roman" w:eastAsia="Malgun Gothic"/>
+          <w:b/>
+          <w:i w:val="0"/>
+          <w:sz w:val="22"/>
+        </w:rPr>
+        <w:t xml:space="preserve">Анна: </w:t>
+      </w:r>
+      <w:r>
+        <w:rPr>
+          <w:rFonts w:ascii="Times New Roman" w:hAnsi="Times New Roman" w:eastAsia="Malgun Gothic"/>
+          <w:b w:val="0"/>
+          <w:i w:val="0"/>
+          <w:sz w:val="22"/>
+        </w:rPr>
+        <w:t>Губку новую возьми, под раковиной. Старая уже вся расползлась.</w:t>
+      </w:r>
+    </w:p>
+    <w:p>
+      <w:pPr>
+        <w:spacing w:before="0" w:after="110" w:line="300" w:lineRule="auto"/>
+      </w:pPr>
+      <w:r>
+        <w:rPr>
+          <w:rFonts w:ascii="Times New Roman" w:hAnsi="Times New Roman" w:eastAsia="Malgun Gothic"/>
+          <w:b/>
+          <w:i w:val="0"/>
+          <w:sz w:val="22"/>
+        </w:rPr>
+        <w:t xml:space="preserve">Анна: </w:t>
+      </w:r>
+      <w:r>
+        <w:rPr>
+          <w:rFonts w:ascii="Times New Roman" w:hAnsi="Times New Roman" w:eastAsia="Malgun Gothic"/>
+          <w:b w:val="0"/>
+          <w:i w:val="0"/>
+          <w:sz w:val="22"/>
+        </w:rPr>
+        <w:t>Лёша, пирог возьмёшь с собой, я тебе в контейнер положу.</w:t>
+      </w:r>
+    </w:p>
+    <w:p>
+      <w:pPr>
+        <w:spacing w:before="0" w:after="110" w:line="300" w:lineRule="auto"/>
+      </w:pPr>
+      <w:r>
+        <w:rPr>
+          <w:rFonts w:ascii="Times New Roman" w:hAnsi="Times New Roman" w:eastAsia="Malgun Gothic"/>
+          <w:b/>
+          <w:i w:val="0"/>
+          <w:sz w:val="22"/>
+        </w:rPr>
+        <w:t xml:space="preserve">Лёша: </w:t>
+      </w:r>
+      <w:r>
+        <w:rPr>
+          <w:rFonts w:ascii="Times New Roman" w:hAnsi="Times New Roman" w:eastAsia="Malgun Gothic"/>
+          <w:b w:val="0"/>
+          <w:i w:val="0"/>
+          <w:sz w:val="22"/>
+        </w:rPr>
+        <w:t>Мам, ну не надо, я же не голодаю.</w:t>
+      </w:r>
+    </w:p>
+    <w:p>
+      <w:pPr>
+        <w:spacing w:before="0" w:after="110" w:line="300" w:lineRule="auto"/>
+      </w:pPr>
+      <w:r>
+        <w:rPr>
+          <w:rFonts w:ascii="Times New Roman" w:hAnsi="Times New Roman" w:eastAsia="Malgun Gothic"/>
+          <w:b/>
+          <w:i w:val="0"/>
+          <w:sz w:val="22"/>
+        </w:rPr>
+        <w:t xml:space="preserve">Анна: </w:t>
+      </w:r>
+      <w:r>
+        <w:rPr>
+          <w:rFonts w:ascii="Times New Roman" w:hAnsi="Times New Roman" w:eastAsia="Malgun Gothic"/>
+          <w:b w:val="0"/>
+          <w:i w:val="0"/>
+          <w:sz w:val="22"/>
+        </w:rPr>
+        <w:t>Не спорь с матерью. Только контейнер потом верни.</w:t>
+      </w:r>
+    </w:p>
+    <w:p>
+      <w:pPr>
+        <w:spacing w:before="0" w:after="110" w:line="300" w:lineRule="auto"/>
+      </w:pPr>
+      <w:r>
+        <w:rPr>
+          <w:rFonts w:ascii="Times New Roman" w:hAnsi="Times New Roman" w:eastAsia="Malgun Gothic"/>
+          <w:b/>
+          <w:i w:val="0"/>
+          <w:sz w:val="22"/>
+        </w:rPr>
+        <w:t xml:space="preserve">Лёша: </w:t>
+      </w:r>
+      <w:r>
+        <w:rPr>
+          <w:rFonts w:ascii="Times New Roman" w:hAnsi="Times New Roman" w:eastAsia="Malgun Gothic"/>
+          <w:b w:val="0"/>
+          <w:i w:val="0"/>
+          <w:sz w:val="22"/>
+        </w:rPr>
+        <w:t xml:space="preserve">Верну, верну. </w:t>
       </w:r>
       <w:r>
         <w:rPr>
@@ -1194,7 +1293,7 @@
           <w:color w:val="555555"/>
           <w:sz w:val="22"/>
         </w:rPr>
-        <w:t>(тише)</w:t>
+        <w:t>(вытирает руки)</w:t>
       </w:r>
       <w:r>
         <w:rPr>
@@ -1203,207 +1302,21 @@
           <w:i w:val="0"/>
           <w:sz w:val="22"/>
         </w:rPr>
-        <w:t xml:space="preserve"> Пусть слышат. Может, хоть им стыдно станет.</w:t>
+        <w:t xml:space="preserve"> Всё, чисто. Принимай работу.</w:t>
       </w:r>
     </w:p>
     <w:p>
       <w:pPr>
-        <w:keepNext/>
-        <w:spacing w:before="320" w:after="140"/>
+        <w:spacing w:before="0" w:after="110" w:line="300" w:lineRule="auto"/>
       </w:pPr>
       <w:r>
         <w:rPr>
           <w:rFonts w:ascii="Times New Roman" w:hAnsi="Times New Roman" w:eastAsia="Malgun Gothic"/>
           <w:b/>
           <w:i w:val="0"/>
-          <w:color w:val="1F3864"/>
-          <w:sz w:val="26"/>
-        </w:rPr>
-        <w:t>장면 4 — 다음 날, 사무실</w:t>
-      </w:r>
-    </w:p>
-    <w:p>
-      <w:pPr>
-        <w:spacing w:before="0" w:after="110" w:line="300" w:lineRule="auto"/>
-      </w:pPr>
-      <w:r>
-        <w:rPr>
-          <w:rFonts w:ascii="Times New Roman" w:hAnsi="Times New Roman" w:eastAsia="Malgun Gothic"/>
-          <w:b/>
-          <w:i w:val="0"/>
-          <w:sz w:val="22"/>
-        </w:rPr>
-        <w:t xml:space="preserve">Лёша: </w:t>
-      </w:r>
-      <w:r>
-        <w:rPr>
-          <w:rFonts w:ascii="Times New Roman" w:hAnsi="Times New Roman" w:eastAsia="Malgun Gothic"/>
-          <w:b w:val="0"/>
-          <w:i w:val="0"/>
-          <w:sz w:val="22"/>
-        </w:rPr>
-        <w:t>Виктор Петрович, вчера ночью звонили домой. Угрожали.</w:t>
-      </w:r>
-    </w:p>
-    <w:p>
-      <w:pPr>
-        <w:spacing w:before="0" w:after="110" w:line="300" w:lineRule="auto"/>
-      </w:pPr>
-      <w:r>
-        <w:rPr>
-          <w:rFonts w:ascii="Times New Roman" w:hAnsi="Times New Roman" w:eastAsia="Malgun Gothic"/>
-          <w:b/>
-          <w:i w:val="0"/>
-          <w:sz w:val="22"/>
-        </w:rPr>
-        <w:t xml:space="preserve">Быков: </w:t>
-      </w:r>
-      <w:r>
-        <w:rPr>
-          <w:rFonts w:ascii="Times New Roman" w:hAnsi="Times New Roman" w:eastAsia="Malgun Gothic"/>
-          <w:b w:val="0"/>
-          <w:i w:val="0"/>
-          <w:sz w:val="22"/>
-        </w:rPr>
-        <w:t>Что именно сказали?</w:t>
-      </w:r>
-    </w:p>
-    <w:p>
-      <w:pPr>
-        <w:spacing w:before="0" w:after="110" w:line="300" w:lineRule="auto"/>
-      </w:pPr>
-      <w:r>
-        <w:rPr>
-          <w:rFonts w:ascii="Times New Roman" w:hAnsi="Times New Roman" w:eastAsia="Malgun Gothic"/>
-          <w:b/>
-          <w:i w:val="0"/>
-          <w:sz w:val="22"/>
-        </w:rPr>
-        <w:t xml:space="preserve">Лёша: </w:t>
-      </w:r>
-      <w:r>
-        <w:rPr>
-          <w:rFonts w:ascii="Times New Roman" w:hAnsi="Times New Roman" w:eastAsia="Malgun Gothic"/>
-          <w:b w:val="0"/>
-          <w:i w:val="0"/>
-          <w:sz w:val="22"/>
-        </w:rPr>
-        <w:t>Чтобы я бросил «играть в героя». Отец снял трубку, не я.</w:t>
-      </w:r>
-    </w:p>
-    <w:p>
-      <w:pPr>
-        <w:spacing w:before="0" w:after="110" w:line="300" w:lineRule="auto"/>
-      </w:pPr>
-      <w:r>
-        <w:rPr>
-          <w:rFonts w:ascii="Times New Roman" w:hAnsi="Times New Roman" w:eastAsia="Malgun Gothic"/>
-          <w:b/>
-          <w:i w:val="0"/>
-          <w:sz w:val="22"/>
-        </w:rPr>
-        <w:t xml:space="preserve">Быков: </w:t>
-      </w:r>
-      <w:r>
-        <w:rPr>
-          <w:rFonts w:ascii="Times New Roman" w:hAnsi="Times New Roman" w:eastAsia="Malgun Gothic"/>
-          <w:b w:val="0"/>
-          <w:i w:val="0"/>
-          <w:sz w:val="22"/>
-        </w:rPr>
-        <w:t>Это плохо. Значит, они знают домашний адрес и номер.</w:t>
-      </w:r>
-    </w:p>
-    <w:p>
-      <w:pPr>
-        <w:spacing w:before="0" w:after="110" w:line="300" w:lineRule="auto"/>
-      </w:pPr>
-      <w:r>
-        <w:rPr>
-          <w:rFonts w:ascii="Times New Roman" w:hAnsi="Times New Roman" w:eastAsia="Malgun Gothic"/>
-          <w:b/>
-          <w:i w:val="0"/>
-          <w:sz w:val="22"/>
-        </w:rPr>
-        <w:t xml:space="preserve">Лёша: </w:t>
-      </w:r>
-      <w:r>
-        <w:rPr>
-          <w:rFonts w:ascii="Times New Roman" w:hAnsi="Times New Roman" w:eastAsia="Malgun Gothic"/>
-          <w:b w:val="0"/>
-          <w:i w:val="0"/>
-          <w:sz w:val="22"/>
-        </w:rPr>
-        <w:t>По какому делу это могло быть, как думаете? «Сибзавод» или «Новтекс»?</w:t>
-      </w:r>
-    </w:p>
-    <w:p>
-      <w:pPr>
-        <w:spacing w:before="0" w:after="110" w:line="300" w:lineRule="auto"/>
-      </w:pPr>
-      <w:r>
-        <w:rPr>
-          <w:rFonts w:ascii="Times New Roman" w:hAnsi="Times New Roman" w:eastAsia="Malgun Gothic"/>
-          <w:b/>
-          <w:i w:val="0"/>
-          <w:sz w:val="22"/>
-        </w:rPr>
-        <w:t xml:space="preserve">Быков: </w:t>
-      </w:r>
-      <w:r>
-        <w:rPr>
-          <w:rFonts w:ascii="Times New Roman" w:hAnsi="Times New Roman" w:eastAsia="Malgun Gothic"/>
-          <w:b w:val="0"/>
-          <w:i w:val="0"/>
-          <w:sz w:val="22"/>
-        </w:rPr>
-        <w:t>Может быть и то, и другое. А может, кто-то из них решил объединить усилия, узнав, что мы занимаемся обоими сразу.</w:t>
-      </w:r>
-    </w:p>
-    <w:p>
-      <w:pPr>
-        <w:spacing w:before="0" w:after="110" w:line="300" w:lineRule="auto"/>
-      </w:pPr>
-      <w:r>
-        <w:rPr>
-          <w:rFonts w:ascii="Times New Roman" w:hAnsi="Times New Roman" w:eastAsia="Malgun Gothic"/>
-          <w:b/>
-          <w:i w:val="0"/>
-          <w:sz w:val="22"/>
-        </w:rPr>
-        <w:t xml:space="preserve">Лёша: </w:t>
-      </w:r>
-      <w:r>
-        <w:rPr>
-          <w:rFonts w:ascii="Times New Roman" w:hAnsi="Times New Roman" w:eastAsia="Malgun Gothic"/>
-          <w:b w:val="0"/>
-          <w:i w:val="0"/>
-          <w:sz w:val="22"/>
-        </w:rPr>
-        <w:t>Отец говорит, звонивший знал его по имени-отчеству.</w:t>
-      </w:r>
-    </w:p>
-    <w:p>
-      <w:pPr>
-        <w:spacing w:before="0" w:after="110" w:line="300" w:lineRule="auto"/>
-      </w:pPr>
-      <w:r>
-        <w:rPr>
-          <w:rFonts w:ascii="Times New Roman" w:hAnsi="Times New Roman" w:eastAsia="Malgun Gothic"/>
-          <w:b/>
-          <w:i w:val="0"/>
-          <w:sz w:val="22"/>
-        </w:rPr>
-        <w:t xml:space="preserve">Быков: </w:t>
-      </w:r>
-      <w:r>
-        <w:rPr>
-          <w:rFonts w:ascii="Times New Roman" w:hAnsi="Times New Roman" w:eastAsia="Malgun Gothic"/>
-          <w:b w:val="0"/>
-          <w:i w:val="0"/>
-          <w:sz w:val="22"/>
-        </w:rPr>
-        <w:t xml:space="preserve">Значит, это не хулиган с улицы. Хулиганы отчеств не выясняют. </w:t>
+          <w:sz w:val="22"/>
+        </w:rPr>
+        <w:t xml:space="preserve">Анна: </w:t>
       </w:r>
       <w:r>
         <w:rPr>
@@ -1413,7 +1326,7 @@
           <w:color w:val="555555"/>
           <w:sz w:val="22"/>
         </w:rPr>
-        <w:t>(пауза)</w:t>
+        <w:t>(смотрит тарелку на свет)</w:t>
       </w:r>
       <w:r>
         <w:rPr>
@@ -1422,7 +1335,7 @@
           <w:i w:val="0"/>
           <w:sz w:val="22"/>
         </w:rPr>
-        <w:t xml:space="preserve"> А ты сам как?</w:t>
+        <w:t xml:space="preserve"> Ну… сойдёт для сельской местности.</w:t>
       </w:r>
     </w:p>
     <w:p>
@@ -1436,7 +1349,7 @@
           <w:i w:val="0"/>
           <w:sz w:val="22"/>
         </w:rPr>
-        <w:t xml:space="preserve">Лёша: </w:t>
+        <w:t xml:space="preserve">Николай: </w:t>
       </w:r>
       <w:r>
         <w:rPr>
@@ -1445,7 +1358,7 @@
           <w:i w:val="0"/>
           <w:sz w:val="22"/>
         </w:rPr>
-        <w:t>Злюсь. На них, на себя. На то, что отцу пришлось снять эту трубку вместо меня.</w:t>
+        <w:t>Поздно уже, Лёш. Доедешь — позвони.</w:t>
       </w:r>
     </w:p>
     <w:p>
@@ -1459,7 +1372,7 @@
           <w:i w:val="0"/>
           <w:sz w:val="22"/>
         </w:rPr>
-        <w:t xml:space="preserve">Быков: </w:t>
+        <w:t xml:space="preserve">Лёша: </w:t>
       </w:r>
       <w:r>
         <w:rPr>
@@ -1468,7 +1381,7 @@
           <w:i w:val="0"/>
           <w:sz w:val="22"/>
         </w:rPr>
-        <w:t>Злость — плохой советчик, Алексей, но хорошее топливо. Главное — не путать, где руль, а где бак.</w:t>
+        <w:t>Позвоню, пап. Спасибо за ужин, мам. Всё было очень вкусно.</w:t>
       </w:r>
     </w:p>
     <w:p>
@@ -1482,7 +1395,7 @@
           <w:i w:val="0"/>
           <w:sz w:val="22"/>
         </w:rPr>
-        <w:t xml:space="preserve">Лёша: </w:t>
+        <w:t xml:space="preserve">Анна: </w:t>
       </w:r>
       <w:r>
         <w:rPr>
@@ -1491,30 +1404,23 @@
           <w:i w:val="0"/>
           <w:sz w:val="22"/>
         </w:rPr>
-        <w:t>Что делать?</w:t>
+        <w:t>На здоровье, сынок. Не пропадай.</w:t>
       </w:r>
     </w:p>
     <w:p>
       <w:pPr>
-        <w:spacing w:before="0" w:after="110" w:line="300" w:lineRule="auto"/>
+        <w:keepNext/>
+        <w:spacing w:before="320" w:after="140"/>
       </w:pPr>
       <w:r>
         <w:rPr>
           <w:rFonts w:ascii="Times New Roman" w:hAnsi="Times New Roman" w:eastAsia="Malgun Gothic"/>
           <w:b/>
           <w:i w:val="0"/>
-          <w:sz w:val="22"/>
-        </w:rPr>
-        <w:t xml:space="preserve">Быков: </w:t>
-      </w:r>
-      <w:r>
-        <w:rPr>
-          <w:rFonts w:ascii="Times New Roman" w:hAnsi="Times New Roman" w:eastAsia="Malgun Gothic"/>
-          <w:b w:val="0"/>
-          <w:i w:val="0"/>
-          <w:sz w:val="22"/>
-        </w:rPr>
-        <w:t>Зафиксировать звонок официально. И удвоить осторожность. Ничего героического, Алексей — просто осторожность.</w:t>
+          <w:color w:val="1F3864"/>
+          <w:sz w:val="26"/>
+        </w:rPr>
+        <w:t>장면 3 — 밤, 전화벨이 울림</w:t>
       </w:r>
     </w:p>
     <w:p>
@@ -1528,7 +1434,7 @@
           <w:i w:val="0"/>
           <w:sz w:val="22"/>
         </w:rPr>
-        <w:t xml:space="preserve">Лёша: </w:t>
+        <w:t xml:space="preserve">Анна: </w:t>
       </w:r>
       <w:r>
         <w:rPr>
@@ -1537,7 +1443,7 @@
           <w:i w:val="0"/>
           <w:sz w:val="22"/>
         </w:rPr>
-        <w:t>Отец не верит, что полиция что-то сделает.</w:t>
+        <w:t>Кто это может звонить так поздно?</w:t>
       </w:r>
     </w:p>
     <w:p>
@@ -1551,7 +1457,7 @@
           <w:i w:val="0"/>
           <w:sz w:val="22"/>
         </w:rPr>
-        <w:t xml:space="preserve">Быков: </w:t>
+        <w:t xml:space="preserve">Николай: </w:t>
       </w:r>
       <w:r>
         <w:rPr>
@@ -1560,230 +1466,7 @@
           <w:i w:val="0"/>
           <w:sz w:val="22"/>
         </w:rPr>
-        <w:t>И правильно не верит. Но заявление пишут не для того, чтобы полиция что-то сделала. А для того, чтобы потом никто не сказал, что её не предупреждали.</w:t>
-      </w:r>
-    </w:p>
-    <w:p>
-      <w:pPr>
-        <w:keepNext/>
-        <w:spacing w:before="320" w:after="140"/>
-      </w:pPr>
-      <w:r>
-        <w:rPr>
-          <w:rFonts w:ascii="Times New Roman" w:hAnsi="Times New Roman" w:eastAsia="Malgun Gothic"/>
-          <w:b/>
-          <w:i w:val="0"/>
-          <w:color w:val="1F3864"/>
-          <w:sz w:val="26"/>
-        </w:rPr>
-        <w:t>장면 5 — 오를로프家, 구역 경찰관 라핀에게 신고</w:t>
-      </w:r>
-    </w:p>
-    <w:p>
-      <w:pPr>
-        <w:spacing w:before="0" w:after="110" w:line="300" w:lineRule="auto"/>
-      </w:pPr>
-      <w:r>
-        <w:rPr>
-          <w:rFonts w:ascii="Times New Roman" w:hAnsi="Times New Roman" w:eastAsia="Malgun Gothic"/>
-          <w:b/>
-          <w:i w:val="0"/>
-          <w:sz w:val="22"/>
-        </w:rPr>
-        <w:t xml:space="preserve">Лапин: </w:t>
-      </w:r>
-      <w:r>
-        <w:rPr>
-          <w:rFonts w:ascii="Times New Roman" w:hAnsi="Times New Roman" w:eastAsia="Malgun Gothic"/>
-          <w:b w:val="0"/>
-          <w:i w:val="0"/>
-          <w:sz w:val="22"/>
-        </w:rPr>
-        <w:t>Значит, звонок с угрозами. Номер определили?</w:t>
-      </w:r>
-    </w:p>
-    <w:p>
-      <w:pPr>
-        <w:spacing w:before="0" w:after="110" w:line="300" w:lineRule="auto"/>
-      </w:pPr>
-      <w:r>
-        <w:rPr>
-          <w:rFonts w:ascii="Times New Roman" w:hAnsi="Times New Roman" w:eastAsia="Malgun Gothic"/>
-          <w:b/>
-          <w:i w:val="0"/>
-          <w:sz w:val="22"/>
-        </w:rPr>
-        <w:t xml:space="preserve">Николай: </w:t>
-      </w:r>
-      <w:r>
-        <w:rPr>
-          <w:rFonts w:ascii="Times New Roman" w:hAnsi="Times New Roman" w:eastAsia="Malgun Gothic"/>
-          <w:b w:val="0"/>
-          <w:i w:val="0"/>
-          <w:sz w:val="22"/>
-        </w:rPr>
-        <w:t>Нет, определителя у нас нет.</w:t>
-      </w:r>
-    </w:p>
-    <w:p>
-      <w:pPr>
-        <w:spacing w:before="0" w:after="110" w:line="300" w:lineRule="auto"/>
-      </w:pPr>
-      <w:r>
-        <w:rPr>
-          <w:rFonts w:ascii="Times New Roman" w:hAnsi="Times New Roman" w:eastAsia="Malgun Gothic"/>
-          <w:b/>
-          <w:i w:val="0"/>
-          <w:sz w:val="22"/>
-        </w:rPr>
-        <w:t xml:space="preserve">Лапин: </w:t>
-      </w:r>
-      <w:r>
-        <w:rPr>
-          <w:rFonts w:ascii="Times New Roman" w:hAnsi="Times New Roman" w:eastAsia="Malgun Gothic"/>
-          <w:b w:val="0"/>
-          <w:i w:val="0"/>
-          <w:sz w:val="22"/>
-        </w:rPr>
-        <w:t>Понятно. Запишу заявление, но, если честно, шансов найти звонившего немного.</w:t>
-      </w:r>
-    </w:p>
-    <w:p>
-      <w:pPr>
-        <w:spacing w:before="0" w:after="110" w:line="300" w:lineRule="auto"/>
-      </w:pPr>
-      <w:r>
-        <w:rPr>
-          <w:rFonts w:ascii="Times New Roman" w:hAnsi="Times New Roman" w:eastAsia="Malgun Gothic"/>
-          <w:b/>
-          <w:i w:val="0"/>
-          <w:sz w:val="22"/>
-        </w:rPr>
-        <w:t xml:space="preserve">Лёша: </w:t>
-      </w:r>
-      <w:r>
-        <w:rPr>
-          <w:rFonts w:ascii="Times New Roman" w:hAnsi="Times New Roman" w:eastAsia="Malgun Gothic"/>
-          <w:b w:val="0"/>
-          <w:i w:val="0"/>
-          <w:sz w:val="22"/>
-        </w:rPr>
-        <w:t>Вы хотя бы можете направить запрос оператору связи?</w:t>
-      </w:r>
-    </w:p>
-    <w:p>
-      <w:pPr>
-        <w:spacing w:before="0" w:after="110" w:line="300" w:lineRule="auto"/>
-      </w:pPr>
-      <w:r>
-        <w:rPr>
-          <w:rFonts w:ascii="Times New Roman" w:hAnsi="Times New Roman" w:eastAsia="Malgun Gothic"/>
-          <w:b/>
-          <w:i w:val="0"/>
-          <w:sz w:val="22"/>
-        </w:rPr>
-        <w:t xml:space="preserve">Лапин: </w:t>
-      </w:r>
-      <w:r>
-        <w:rPr>
-          <w:rFonts w:ascii="Times New Roman" w:hAnsi="Times New Roman" w:eastAsia="Malgun Gothic"/>
-          <w:b w:val="0"/>
-          <w:i w:val="0"/>
-          <w:sz w:val="22"/>
-        </w:rPr>
-        <w:t>Могу. Но это займёт время. А если звонили с одноразовой сим-карты — вообще бесполезно.</w:t>
-      </w:r>
-    </w:p>
-    <w:p>
-      <w:pPr>
-        <w:spacing w:before="0" w:after="110" w:line="300" w:lineRule="auto"/>
-      </w:pPr>
-      <w:r>
-        <w:rPr>
-          <w:rFonts w:ascii="Times New Roman" w:hAnsi="Times New Roman" w:eastAsia="Malgun Gothic"/>
-          <w:b/>
-          <w:i w:val="0"/>
-          <w:sz w:val="22"/>
-        </w:rPr>
-        <w:t xml:space="preserve">Лёша: </w:t>
-      </w:r>
-      <w:r>
-        <w:rPr>
-          <w:rFonts w:ascii="Times New Roman" w:hAnsi="Times New Roman" w:eastAsia="Malgun Gothic"/>
-          <w:b w:val="0"/>
-          <w:i w:val="0"/>
-          <w:sz w:val="22"/>
-        </w:rPr>
-        <w:t>Время — это сколько?</w:t>
-      </w:r>
-    </w:p>
-    <w:p>
-      <w:pPr>
-        <w:spacing w:before="0" w:after="110" w:line="300" w:lineRule="auto"/>
-      </w:pPr>
-      <w:r>
-        <w:rPr>
-          <w:rFonts w:ascii="Times New Roman" w:hAnsi="Times New Roman" w:eastAsia="Malgun Gothic"/>
-          <w:b/>
-          <w:i w:val="0"/>
-          <w:sz w:val="22"/>
-        </w:rPr>
-        <w:t xml:space="preserve">Лапин: </w:t>
-      </w:r>
-      <w:r>
-        <w:rPr>
-          <w:rFonts w:ascii="Times New Roman" w:hAnsi="Times New Roman" w:eastAsia="Malgun Gothic"/>
-          <w:b w:val="0"/>
-          <w:i w:val="0"/>
-          <w:sz w:val="22"/>
-        </w:rPr>
-        <w:t>Недели, если повезёт. Оператор отвечает, когда захочет, а не когда нам надо.</w:t>
-      </w:r>
-    </w:p>
-    <w:p>
-      <w:pPr>
-        <w:spacing w:before="0" w:after="110" w:line="300" w:lineRule="auto"/>
-      </w:pPr>
-      <w:r>
-        <w:rPr>
-          <w:rFonts w:ascii="Times New Roman" w:hAnsi="Times New Roman" w:eastAsia="Malgun Gothic"/>
-          <w:b/>
-          <w:i w:val="0"/>
-          <w:sz w:val="22"/>
-        </w:rPr>
-        <w:t xml:space="preserve">Николай: </w:t>
-      </w:r>
-      <w:r>
-        <w:rPr>
-          <w:rFonts w:ascii="Times New Roman" w:hAnsi="Times New Roman" w:eastAsia="Malgun Gothic"/>
-          <w:b w:val="0"/>
-          <w:i w:val="0"/>
-          <w:sz w:val="22"/>
-        </w:rPr>
-        <w:t>То есть вы ничего не можете сделать?</w:t>
-      </w:r>
-    </w:p>
-    <w:p>
-      <w:pPr>
-        <w:spacing w:before="0" w:after="110" w:line="300" w:lineRule="auto"/>
-      </w:pPr>
-      <w:r>
-        <w:rPr>
-          <w:rFonts w:ascii="Times New Roman" w:hAnsi="Times New Roman" w:eastAsia="Malgun Gothic"/>
-          <w:b/>
-          <w:i w:val="0"/>
-          <w:sz w:val="22"/>
-        </w:rPr>
-        <w:t xml:space="preserve">Лапин: </w:t>
-      </w:r>
-      <w:r>
-        <w:rPr>
-          <w:rFonts w:ascii="Times New Roman" w:hAnsi="Times New Roman" w:eastAsia="Malgun Gothic"/>
-          <w:b w:val="0"/>
-          <w:i w:val="0"/>
-          <w:sz w:val="22"/>
-        </w:rPr>
-        <w:t xml:space="preserve">Я могу принять заявление, Николай Фёдорович. Остальное не от меня зависит. </w:t>
+        <w:t xml:space="preserve">Я отвечу. </w:t>
       </w:r>
       <w:r>
         <w:rPr>
@@ -1793,7 +1476,7 @@
           <w:color w:val="555555"/>
           <w:sz w:val="22"/>
         </w:rPr>
-        <w:t>(пауза, тише)</w:t>
+        <w:t>(берёт трубку)</w:t>
       </w:r>
       <w:r>
         <w:rPr>
@@ -1802,7 +1485,7 @@
           <w:i w:val="0"/>
           <w:sz w:val="22"/>
         </w:rPr>
-        <w:t xml:space="preserve"> И вот что, по-соседски: дверь на ночь запирайте на оба замка.</w:t>
+        <w:t xml:space="preserve"> Алло.</w:t>
       </w:r>
     </w:p>
     <w:p>
@@ -1816,7 +1499,7 @@
           <w:i w:val="0"/>
           <w:sz w:val="22"/>
         </w:rPr>
-        <w:t xml:space="preserve">Николай: </w:t>
+        <w:t xml:space="preserve">Голос: </w:t>
       </w:r>
       <w:r>
         <w:rPr>
@@ -1825,7 +1508,7 @@
           <w:i w:val="0"/>
           <w:sz w:val="22"/>
         </w:rPr>
-        <w:t>Спасибо, Григорий. Хоть кто-то по-человечески.</w:t>
+        <w:t>Это дом Орловых?</w:t>
       </w:r>
     </w:p>
     <w:p>
@@ -1839,7 +1522,7 @@
           <w:i w:val="0"/>
           <w:sz w:val="22"/>
         </w:rPr>
-        <w:t xml:space="preserve">Лапин: </w:t>
+        <w:t xml:space="preserve">Николай: </w:t>
       </w:r>
       <w:r>
         <w:rPr>
@@ -1848,7 +1531,7 @@
           <w:i w:val="0"/>
           <w:sz w:val="22"/>
         </w:rPr>
-        <w:t>Я на этом участке не первый год, Николай Фёдорович. Всякого насмотрелся.</w:t>
+        <w:t>Да, а кто говорит?</w:t>
       </w:r>
     </w:p>
     <w:p>
@@ -1862,7 +1545,122 @@
           <w:i w:val="0"/>
           <w:sz w:val="22"/>
         </w:rPr>
-        <w:t xml:space="preserve">Лёша: </w:t>
+        <w:t xml:space="preserve">Голос: </w:t>
+      </w:r>
+      <w:r>
+        <w:rPr>
+          <w:rFonts w:ascii="Times New Roman" w:hAnsi="Times New Roman" w:eastAsia="Malgun Gothic"/>
+          <w:b w:val="0"/>
+          <w:i w:val="0"/>
+          <w:sz w:val="22"/>
+        </w:rPr>
+        <w:t>Передайте вашему сыну-адвокату, чтобы он бросил играть в героя. Пока это ещё можно сделать по-хорошему.</w:t>
+      </w:r>
+    </w:p>
+    <w:p>
+      <w:pPr>
+        <w:spacing w:before="0" w:after="110" w:line="300" w:lineRule="auto"/>
+      </w:pPr>
+      <w:r>
+        <w:rPr>
+          <w:rFonts w:ascii="Times New Roman" w:hAnsi="Times New Roman" w:eastAsia="Malgun Gothic"/>
+          <w:b/>
+          <w:i w:val="0"/>
+          <w:sz w:val="22"/>
+        </w:rPr>
+        <w:t xml:space="preserve">Николай: </w:t>
+      </w:r>
+      <w:r>
+        <w:rPr>
+          <w:rFonts w:ascii="Times New Roman" w:hAnsi="Times New Roman" w:eastAsia="Malgun Gothic"/>
+          <w:b w:val="0"/>
+          <w:i w:val="0"/>
+          <w:sz w:val="22"/>
+        </w:rPr>
+        <w:t>Вы кто такой, чтобы мне указывать?</w:t>
+      </w:r>
+    </w:p>
+    <w:p>
+      <w:pPr>
+        <w:spacing w:before="0" w:after="110" w:line="300" w:lineRule="auto"/>
+      </w:pPr>
+      <w:r>
+        <w:rPr>
+          <w:rFonts w:ascii="Times New Roman" w:hAnsi="Times New Roman" w:eastAsia="Malgun Gothic"/>
+          <w:b/>
+          <w:i w:val="0"/>
+          <w:sz w:val="22"/>
+        </w:rPr>
+        <w:t xml:space="preserve">Голос: </w:t>
+      </w:r>
+      <w:r>
+        <w:rPr>
+          <w:rFonts w:ascii="Times New Roman" w:hAnsi="Times New Roman" w:eastAsia="Malgun Gothic"/>
+          <w:b w:val="0"/>
+          <w:i w:val="0"/>
+          <w:sz w:val="22"/>
+        </w:rPr>
+        <w:t>Доброжелатель. Пока ещё доброжелатель, Николай Фёдорович.</w:t>
+      </w:r>
+    </w:p>
+    <w:p>
+      <w:pPr>
+        <w:spacing w:before="0" w:after="110" w:line="300" w:lineRule="auto"/>
+      </w:pPr>
+      <w:r>
+        <w:rPr>
+          <w:rFonts w:ascii="Times New Roman" w:hAnsi="Times New Roman" w:eastAsia="Malgun Gothic"/>
+          <w:b/>
+          <w:i w:val="0"/>
+          <w:sz w:val="22"/>
+        </w:rPr>
+        <w:t xml:space="preserve">Николай: </w:t>
+      </w:r>
+      <w:r>
+        <w:rPr>
+          <w:rFonts w:ascii="Times New Roman" w:hAnsi="Times New Roman" w:eastAsia="Malgun Gothic"/>
+          <w:b w:val="0"/>
+          <w:i w:val="0"/>
+          <w:sz w:val="22"/>
+        </w:rPr>
+        <w:t>Кто это?! Алло! Алло!</w:t>
+      </w:r>
+    </w:p>
+    <w:p>
+      <w:pPr>
+        <w:spacing w:before="0" w:after="110" w:line="300" w:lineRule="auto"/>
+      </w:pPr>
+      <w:r>
+        <w:rPr>
+          <w:rFonts w:ascii="Times New Roman" w:hAnsi="Times New Roman" w:eastAsia="Malgun Gothic"/>
+          <w:b/>
+          <w:i w:val="0"/>
+          <w:sz w:val="22"/>
+        </w:rPr>
+        <w:t xml:space="preserve">Анна: </w:t>
+      </w:r>
+      <w:r>
+        <w:rPr>
+          <w:rFonts w:ascii="Times New Roman" w:hAnsi="Times New Roman" w:eastAsia="Malgun Gothic"/>
+          <w:b w:val="0"/>
+          <w:i w:val="0"/>
+          <w:sz w:val="22"/>
+        </w:rPr>
+        <w:t>Коля, что случилось? Ты побледнел.</w:t>
+      </w:r>
+    </w:p>
+    <w:p>
+      <w:pPr>
+        <w:spacing w:before="0" w:after="110" w:line="300" w:lineRule="auto"/>
+      </w:pPr>
+      <w:r>
+        <w:rPr>
+          <w:rFonts w:ascii="Times New Roman" w:hAnsi="Times New Roman" w:eastAsia="Malgun Gothic"/>
+          <w:b/>
+          <w:i w:val="0"/>
+          <w:sz w:val="22"/>
+        </w:rPr>
+        <w:t xml:space="preserve">Николай: </w:t>
       </w:r>
       <w:r>
         <w:rPr>
@@ -1872,7 +1670,7 @@
           <w:color w:val="555555"/>
           <w:sz w:val="22"/>
         </w:rPr>
-        <w:t>(после ухода Лапина)</w:t>
+        <w:t>(медленно кладёт трубку)</w:t>
       </w:r>
       <w:r>
         <w:rPr>
@@ -1881,30 +1679,23 @@
           <w:i w:val="0"/>
           <w:sz w:val="22"/>
         </w:rPr>
-        <w:t xml:space="preserve"> Отец, я вижу, ты злишься. На меня.</w:t>
+        <w:t xml:space="preserve"> Кто-то звонил. Про Лёшу.</w:t>
       </w:r>
     </w:p>
     <w:p>
       <w:pPr>
-        <w:spacing w:before="0" w:after="110" w:line="300" w:lineRule="auto"/>
+        <w:keepNext/>
+        <w:spacing w:before="320" w:after="140"/>
       </w:pPr>
       <w:r>
         <w:rPr>
           <w:rFonts w:ascii="Times New Roman" w:hAnsi="Times New Roman" w:eastAsia="Malgun Gothic"/>
           <w:b/>
           <w:i w:val="0"/>
-          <w:sz w:val="22"/>
-        </w:rPr>
-        <w:t xml:space="preserve">Николай: </w:t>
-      </w:r>
-      <w:r>
-        <w:rPr>
-          <w:rFonts w:ascii="Times New Roman" w:hAnsi="Times New Roman" w:eastAsia="Malgun Gothic"/>
-          <w:b w:val="0"/>
-          <w:i w:val="0"/>
-          <w:sz w:val="22"/>
-        </w:rPr>
-        <w:t>Не злюсь. Боюсь.</w:t>
+          <w:color w:val="1F3864"/>
+          <w:sz w:val="26"/>
+        </w:rPr>
+        <w:t>장면 4 — 료샤가 도착함</w:t>
       </w:r>
     </w:p>
     <w:p>
@@ -1927,7 +1718,7 @@
           <w:i w:val="0"/>
           <w:sz w:val="22"/>
         </w:rPr>
-        <w:t>Лапин вроде нормальный мужик.</w:t>
+        <w:t>Пап, мам, что случилось? Вы оба сидите как на похоронах.</w:t>
       </w:r>
     </w:p>
     <w:p>
@@ -1950,23 +1741,30 @@
           <w:i w:val="0"/>
           <w:sz w:val="22"/>
         </w:rPr>
-        <w:t>Нормальный. Потому и сказал про замки. Ненормальный сказал бы, что всё будет хорошо.</w:t>
+        <w:t>Звонили. Сказали тебе бросить дела. «Играть в героя», их слова.</w:t>
       </w:r>
     </w:p>
     <w:p>
       <w:pPr>
-        <w:keepNext/>
-        <w:spacing w:before="320" w:after="140"/>
+        <w:spacing w:before="0" w:after="110" w:line="300" w:lineRule="auto"/>
       </w:pPr>
       <w:r>
         <w:rPr>
           <w:rFonts w:ascii="Times New Roman" w:hAnsi="Times New Roman" w:eastAsia="Malgun Gothic"/>
           <w:b/>
           <w:i w:val="0"/>
-          <w:color w:val="1F3864"/>
-          <w:sz w:val="26"/>
-        </w:rPr>
-        <w:t>장면 6 — 아버지와 아들의 정면 대화</w:t>
+          <w:sz w:val="22"/>
+        </w:rPr>
+        <w:t xml:space="preserve">Лёша: </w:t>
+      </w:r>
+      <w:r>
+        <w:rPr>
+          <w:rFonts w:ascii="Times New Roman" w:hAnsi="Times New Roman" w:eastAsia="Malgun Gothic"/>
+          <w:b w:val="0"/>
+          <w:i w:val="0"/>
+          <w:sz w:val="22"/>
+        </w:rPr>
+        <w:t>Голос узнали?</w:t>
       </w:r>
     </w:p>
     <w:p>
@@ -1989,7 +1787,7 @@
           <w:i w:val="0"/>
           <w:sz w:val="22"/>
         </w:rPr>
-        <w:t>Лёша, сядь. Поговорим серьёзно.</w:t>
+        <w:t>Нет. Мужской, спокойный. Слишком спокойный.</w:t>
       </w:r>
     </w:p>
     <w:p>
@@ -2003,7 +1801,7 @@
           <w:i w:val="0"/>
           <w:sz w:val="22"/>
         </w:rPr>
-        <w:t xml:space="preserve">Лёша: </w:t>
+        <w:t xml:space="preserve">Анна: </w:t>
       </w:r>
       <w:r>
         <w:rPr>
@@ -2012,7 +1810,7 @@
           <w:i w:val="0"/>
           <w:sz w:val="22"/>
         </w:rPr>
-        <w:t>Слушаю.</w:t>
+        <w:t>Коля, ты мне этого не говорил…</w:t>
       </w:r>
     </w:p>
     <w:p>
@@ -2035,7 +1833,7 @@
           <w:i w:val="0"/>
           <w:sz w:val="22"/>
         </w:rPr>
-        <w:t>Ты помнишь, как я работал на «Сибзаводе» механиком, пока не ушёл на пенсию?</w:t>
+        <w:t>И по отчеству меня назвал. Николай Фёдорович. Как будто мы с ним в одной бригаде работали.</w:t>
       </w:r>
     </w:p>
     <w:p>
@@ -2058,7 +1856,7 @@
           <w:i w:val="0"/>
           <w:sz w:val="22"/>
         </w:rPr>
-        <w:t>Помню.</w:t>
+        <w:t>Значит, готовились. Узнали всё заранее.</w:t>
       </w:r>
     </w:p>
     <w:p>
@@ -2072,7 +1870,7 @@
           <w:i w:val="0"/>
           <w:sz w:val="22"/>
         </w:rPr>
-        <w:t xml:space="preserve">Николай: </w:t>
+        <w:t xml:space="preserve">Анна: </w:t>
       </w:r>
       <w:r>
         <w:rPr>
@@ -2081,7 +1879,7 @@
           <w:i w:val="0"/>
           <w:sz w:val="22"/>
         </w:rPr>
-        <w:t>Тридцать восемь лет я видел, как этот город устроен. Кто наверху, кто внизу. Ты можешь выиграть одно дело, два. Но систему ты не победишь, сынок.</w:t>
+        <w:t>Господи, Лёша, да кто ж это такие?</w:t>
       </w:r>
     </w:p>
     <w:p>
@@ -2104,7 +1902,7 @@
           <w:i w:val="0"/>
           <w:sz w:val="22"/>
         </w:rPr>
-        <w:t>Откуда ты знаешь, если никто даже не пробовал?</w:t>
+        <w:t>Не знаю, мам. Пока не знаю.</w:t>
       </w:r>
     </w:p>
     <w:p>
@@ -2118,7 +1916,7 @@
           <w:i w:val="0"/>
           <w:sz w:val="22"/>
         </w:rPr>
-        <w:t xml:space="preserve">Николай: </w:t>
+        <w:t xml:space="preserve">Анна: </w:t>
       </w:r>
       <w:r>
         <w:rPr>
@@ -2127,7 +1925,7 @@
           <w:i w:val="0"/>
           <w:sz w:val="22"/>
         </w:rPr>
-        <w:t>Пробовали. В восьмидесятые у нас в цеху мастер один жалобы в министерство писал. Про технику безопасности, между прочим, про то же самое. Знаешь, где он потом работал? Сторожем на овощебазе. Плетью обуха не перешибёшь, Лёша.</w:t>
+        <w:t>Лёша, может, действительно стоит притормозить хоть немного?</w:t>
       </w:r>
     </w:p>
     <w:p>
@@ -2150,7 +1948,145 @@
           <w:i w:val="0"/>
           <w:sz w:val="22"/>
         </w:rPr>
-        <w:t>А если плетей будет много?</w:t>
+        <w:t>Мам, это ровно то, чего они добиваются. Испугать, заставить нас замолчать.</w:t>
+      </w:r>
+    </w:p>
+    <w:p>
+      <w:pPr>
+        <w:spacing w:before="0" w:after="110" w:line="300" w:lineRule="auto"/>
+      </w:pPr>
+      <w:r>
+        <w:rPr>
+          <w:rFonts w:ascii="Times New Roman" w:hAnsi="Times New Roman" w:eastAsia="Malgun Gothic"/>
+          <w:b/>
+          <w:i w:val="0"/>
+          <w:sz w:val="22"/>
+        </w:rPr>
+        <w:t xml:space="preserve">Николай: </w:t>
+      </w:r>
+      <w:r>
+        <w:rPr>
+          <w:rFonts w:ascii="Times New Roman" w:hAnsi="Times New Roman" w:eastAsia="Malgun Gothic"/>
+          <w:b w:val="0"/>
+          <w:i w:val="0"/>
+          <w:sz w:val="22"/>
+        </w:rPr>
+        <w:t>А если они не остановятся на звонке?</w:t>
+      </w:r>
+    </w:p>
+    <w:p>
+      <w:pPr>
+        <w:spacing w:before="0" w:after="110" w:line="300" w:lineRule="auto"/>
+      </w:pPr>
+      <w:r>
+        <w:rPr>
+          <w:rFonts w:ascii="Times New Roman" w:hAnsi="Times New Roman" w:eastAsia="Malgun Gothic"/>
+          <w:b/>
+          <w:i w:val="0"/>
+          <w:sz w:val="22"/>
+        </w:rPr>
+        <w:t xml:space="preserve">Лёша: </w:t>
+      </w:r>
+      <w:r>
+        <w:rPr>
+          <w:rFonts w:ascii="Times New Roman" w:hAnsi="Times New Roman" w:eastAsia="Malgun Gothic"/>
+          <w:b w:val="0"/>
+          <w:i w:val="0"/>
+          <w:sz w:val="22"/>
+        </w:rPr>
+        <w:t>Тогда мы обратимся в полицию.</w:t>
+      </w:r>
+    </w:p>
+    <w:p>
+      <w:pPr>
+        <w:spacing w:before="0" w:after="110" w:line="300" w:lineRule="auto"/>
+      </w:pPr>
+      <w:r>
+        <w:rPr>
+          <w:rFonts w:ascii="Times New Roman" w:hAnsi="Times New Roman" w:eastAsia="Malgun Gothic"/>
+          <w:b/>
+          <w:i w:val="0"/>
+          <w:sz w:val="22"/>
+        </w:rPr>
+        <w:t xml:space="preserve">Николай: </w:t>
+      </w:r>
+      <w:r>
+        <w:rPr>
+          <w:rFonts w:ascii="Times New Roman" w:hAnsi="Times New Roman" w:eastAsia="Malgun Gothic"/>
+          <w:b w:val="0"/>
+          <w:i w:val="0"/>
+          <w:sz w:val="22"/>
+        </w:rPr>
+        <w:t>В полицию! Ты наивнее, чем я думал, Алексей. А если сама полиция с этим как-то связана?</w:t>
+      </w:r>
+    </w:p>
+    <w:p>
+      <w:pPr>
+        <w:spacing w:before="0" w:after="110" w:line="300" w:lineRule="auto"/>
+      </w:pPr>
+      <w:r>
+        <w:rPr>
+          <w:rFonts w:ascii="Times New Roman" w:hAnsi="Times New Roman" w:eastAsia="Malgun Gothic"/>
+          <w:b/>
+          <w:i w:val="0"/>
+          <w:sz w:val="22"/>
+        </w:rPr>
+        <w:t xml:space="preserve">Лёша: </w:t>
+      </w:r>
+      <w:r>
+        <w:rPr>
+          <w:rFonts w:ascii="Times New Roman" w:hAnsi="Times New Roman" w:eastAsia="Malgun Gothic"/>
+          <w:b w:val="0"/>
+          <w:i w:val="0"/>
+          <w:sz w:val="22"/>
+        </w:rPr>
+        <w:t>Может быть. Но без заявления мы потом вообще ничего не докажем.</w:t>
+      </w:r>
+    </w:p>
+    <w:p>
+      <w:pPr>
+        <w:spacing w:before="0" w:after="110" w:line="300" w:lineRule="auto"/>
+      </w:pPr>
+      <w:r>
+        <w:rPr>
+          <w:rFonts w:ascii="Times New Roman" w:hAnsi="Times New Roman" w:eastAsia="Malgun Gothic"/>
+          <w:b/>
+          <w:i w:val="0"/>
+          <w:sz w:val="22"/>
+        </w:rPr>
+        <w:t xml:space="preserve">Николай: </w:t>
+      </w:r>
+      <w:r>
+        <w:rPr>
+          <w:rFonts w:ascii="Times New Roman" w:hAnsi="Times New Roman" w:eastAsia="Malgun Gothic"/>
+          <w:b w:val="0"/>
+          <w:i w:val="0"/>
+          <w:sz w:val="22"/>
+        </w:rPr>
+        <w:t>Заявление! Всё у тебя бумага. Бумага от ножа не защищает.</w:t>
+      </w:r>
+    </w:p>
+    <w:p>
+      <w:pPr>
+        <w:spacing w:before="0" w:after="110" w:line="300" w:lineRule="auto"/>
+      </w:pPr>
+      <w:r>
+        <w:rPr>
+          <w:rFonts w:ascii="Times New Roman" w:hAnsi="Times New Roman" w:eastAsia="Malgun Gothic"/>
+          <w:b/>
+          <w:i w:val="0"/>
+          <w:sz w:val="22"/>
+        </w:rPr>
+        <w:t xml:space="preserve">Анна: </w:t>
+      </w:r>
+      <w:r>
+        <w:rPr>
+          <w:rFonts w:ascii="Times New Roman" w:hAnsi="Times New Roman" w:eastAsia="Malgun Gothic"/>
+          <w:b w:val="0"/>
+          <w:i w:val="0"/>
+          <w:sz w:val="22"/>
+        </w:rPr>
+        <w:t>Коля, не кричи. Соседи услышат.</w:t>
       </w:r>
     </w:p>
     <w:p>
@@ -2174,7 +2110,7 @@
           <w:color w:val="555555"/>
           <w:sz w:val="22"/>
         </w:rPr>
-        <w:t>(горько усмехается)</w:t>
+        <w:t>(тише)</w:t>
       </w:r>
       <w:r>
         <w:rPr>
@@ -2183,30 +2119,23 @@
           <w:i w:val="0"/>
           <w:sz w:val="22"/>
         </w:rPr>
-        <w:t xml:space="preserve"> Тогда их переломают по одной. Думаешь, ты первый такой умный?</w:t>
+        <w:t xml:space="preserve"> Пусть слышат. Может, хоть им стыдно станет.</w:t>
       </w:r>
     </w:p>
     <w:p>
       <w:pPr>
-        <w:spacing w:before="0" w:after="110" w:line="300" w:lineRule="auto"/>
+        <w:keepNext/>
+        <w:spacing w:before="320" w:after="140"/>
       </w:pPr>
       <w:r>
         <w:rPr>
           <w:rFonts w:ascii="Times New Roman" w:hAnsi="Times New Roman" w:eastAsia="Malgun Gothic"/>
           <w:b/>
           <w:i w:val="0"/>
-          <w:sz w:val="22"/>
-        </w:rPr>
-        <w:t xml:space="preserve">Лёша: </w:t>
-      </w:r>
-      <w:r>
-        <w:rPr>
-          <w:rFonts w:ascii="Times New Roman" w:hAnsi="Times New Roman" w:eastAsia="Malgun Gothic"/>
-          <w:b w:val="0"/>
-          <w:i w:val="0"/>
-          <w:sz w:val="22"/>
-        </w:rPr>
-        <w:t>А что, по-твоему, я должен делать? Молчать, потому что система сильнее?</w:t>
+          <w:color w:val="1F3864"/>
+          <w:sz w:val="26"/>
+        </w:rPr>
+        <w:t>장면 5 — 다음 날, 사무실</w:t>
       </w:r>
     </w:p>
     <w:p>
@@ -2220,7 +2149,7 @@
           <w:i w:val="0"/>
           <w:sz w:val="22"/>
         </w:rPr>
-        <w:t xml:space="preserve">Николай: </w:t>
+        <w:t xml:space="preserve">Лёша: </w:t>
       </w:r>
       <w:r>
         <w:rPr>
@@ -2229,7 +2158,7 @@
           <w:i w:val="0"/>
           <w:sz w:val="22"/>
         </w:rPr>
-        <w:t>Я хочу, чтобы ты был жив и здоров. Это эгоистично, но это правда.</w:t>
+        <w:t>Виктор Петрович, вчера ночью звонили домой. Угрожали.</w:t>
       </w:r>
     </w:p>
     <w:p>
@@ -2243,7 +2172,7 @@
           <w:i w:val="0"/>
           <w:sz w:val="22"/>
         </w:rPr>
-        <w:t xml:space="preserve">Лёша: </w:t>
+        <w:t xml:space="preserve">Быков: </w:t>
       </w:r>
       <w:r>
         <w:rPr>
@@ -2252,7 +2181,7 @@
           <w:i w:val="0"/>
           <w:sz w:val="22"/>
         </w:rPr>
-        <w:t>А Сафронова тоже хочет, чтобы её муж был жив. Уже поздно.</w:t>
+        <w:t>Что именно сказали?</w:t>
       </w:r>
     </w:p>
     <w:p>
@@ -2266,7 +2195,131 @@
           <w:i w:val="0"/>
           <w:sz w:val="22"/>
         </w:rPr>
-        <w:t xml:space="preserve">Николай: </w:t>
+        <w:t xml:space="preserve">Лёша: </w:t>
+      </w:r>
+      <w:r>
+        <w:rPr>
+          <w:rFonts w:ascii="Times New Roman" w:hAnsi="Times New Roman" w:eastAsia="Malgun Gothic"/>
+          <w:b w:val="0"/>
+          <w:i w:val="0"/>
+          <w:sz w:val="22"/>
+        </w:rPr>
+        <w:t>Чтобы я бросил «играть в героя». Отец снял трубку, не я.</w:t>
+      </w:r>
+    </w:p>
+    <w:p>
+      <w:pPr>
+        <w:spacing w:before="0" w:after="110" w:line="300" w:lineRule="auto"/>
+      </w:pPr>
+      <w:r>
+        <w:rPr>
+          <w:rFonts w:ascii="Times New Roman" w:hAnsi="Times New Roman" w:eastAsia="Malgun Gothic"/>
+          <w:b/>
+          <w:i w:val="0"/>
+          <w:sz w:val="22"/>
+        </w:rPr>
+        <w:t xml:space="preserve">Быков: </w:t>
+      </w:r>
+      <w:r>
+        <w:rPr>
+          <w:rFonts w:ascii="Times New Roman" w:hAnsi="Times New Roman" w:eastAsia="Malgun Gothic"/>
+          <w:b w:val="0"/>
+          <w:i w:val="0"/>
+          <w:sz w:val="22"/>
+        </w:rPr>
+        <w:t>Это плохо. Значит, они знают домашний адрес и номер.</w:t>
+      </w:r>
+    </w:p>
+    <w:p>
+      <w:pPr>
+        <w:spacing w:before="0" w:after="110" w:line="300" w:lineRule="auto"/>
+      </w:pPr>
+      <w:r>
+        <w:rPr>
+          <w:rFonts w:ascii="Times New Roman" w:hAnsi="Times New Roman" w:eastAsia="Malgun Gothic"/>
+          <w:b/>
+          <w:i w:val="0"/>
+          <w:sz w:val="22"/>
+        </w:rPr>
+        <w:t xml:space="preserve">Лёша: </w:t>
+      </w:r>
+      <w:r>
+        <w:rPr>
+          <w:rFonts w:ascii="Times New Roman" w:hAnsi="Times New Roman" w:eastAsia="Malgun Gothic"/>
+          <w:b w:val="0"/>
+          <w:i w:val="0"/>
+          <w:sz w:val="22"/>
+        </w:rPr>
+        <w:t>По какому делу это могло быть, как думаете? «Сибзавод» или «Новтекс»?</w:t>
+      </w:r>
+    </w:p>
+    <w:p>
+      <w:pPr>
+        <w:spacing w:before="0" w:after="110" w:line="300" w:lineRule="auto"/>
+      </w:pPr>
+      <w:r>
+        <w:rPr>
+          <w:rFonts w:ascii="Times New Roman" w:hAnsi="Times New Roman" w:eastAsia="Malgun Gothic"/>
+          <w:b/>
+          <w:i w:val="0"/>
+          <w:sz w:val="22"/>
+        </w:rPr>
+        <w:t xml:space="preserve">Быков: </w:t>
+      </w:r>
+      <w:r>
+        <w:rPr>
+          <w:rFonts w:ascii="Times New Roman" w:hAnsi="Times New Roman" w:eastAsia="Malgun Gothic"/>
+          <w:b w:val="0"/>
+          <w:i w:val="0"/>
+          <w:sz w:val="22"/>
+        </w:rPr>
+        <w:t>Может быть и то, и другое. А может, кто-то из них решил объединить усилия, узнав, что мы занимаемся обоими сразу.</w:t>
+      </w:r>
+    </w:p>
+    <w:p>
+      <w:pPr>
+        <w:spacing w:before="0" w:after="110" w:line="300" w:lineRule="auto"/>
+      </w:pPr>
+      <w:r>
+        <w:rPr>
+          <w:rFonts w:ascii="Times New Roman" w:hAnsi="Times New Roman" w:eastAsia="Malgun Gothic"/>
+          <w:b/>
+          <w:i w:val="0"/>
+          <w:sz w:val="22"/>
+        </w:rPr>
+        <w:t xml:space="preserve">Лёша: </w:t>
+      </w:r>
+      <w:r>
+        <w:rPr>
+          <w:rFonts w:ascii="Times New Roman" w:hAnsi="Times New Roman" w:eastAsia="Malgun Gothic"/>
+          <w:b w:val="0"/>
+          <w:i w:val="0"/>
+          <w:sz w:val="22"/>
+        </w:rPr>
+        <w:t>Отец говорит, звонивший знал его по имени-отчеству.</w:t>
+      </w:r>
+    </w:p>
+    <w:p>
+      <w:pPr>
+        <w:spacing w:before="0" w:after="110" w:line="300" w:lineRule="auto"/>
+      </w:pPr>
+      <w:r>
+        <w:rPr>
+          <w:rFonts w:ascii="Times New Roman" w:hAnsi="Times New Roman" w:eastAsia="Malgun Gothic"/>
+          <w:b/>
+          <w:i w:val="0"/>
+          <w:sz w:val="22"/>
+        </w:rPr>
+        <w:t xml:space="preserve">Быков: </w:t>
+      </w:r>
+      <w:r>
+        <w:rPr>
+          <w:rFonts w:ascii="Times New Roman" w:hAnsi="Times New Roman" w:eastAsia="Malgun Gothic"/>
+          <w:b w:val="0"/>
+          <w:i w:val="0"/>
+          <w:sz w:val="22"/>
+        </w:rPr>
+        <w:t xml:space="preserve">Значит, это не хулиган с улицы. Хулиганы отчеств не выясняют. </w:t>
       </w:r>
       <w:r>
         <w:rPr>
@@ -2276,7 +2329,7 @@
           <w:color w:val="555555"/>
           <w:sz w:val="22"/>
         </w:rPr>
-        <w:t>(долгая пауза)</w:t>
+        <w:t>(пауза)</w:t>
       </w:r>
       <w:r>
         <w:rPr>
@@ -2285,7 +2338,7 @@
           <w:i w:val="0"/>
           <w:sz w:val="22"/>
         </w:rPr>
-        <w:t xml:space="preserve"> Это удар ниже пояса, Алексей.</w:t>
+        <w:t xml:space="preserve"> А ты сам как?</w:t>
       </w:r>
     </w:p>
     <w:p>
@@ -2308,7 +2361,7 @@
           <w:i w:val="0"/>
           <w:sz w:val="22"/>
         </w:rPr>
-        <w:t>Прости. Но я не могу остановиться просто потому, что страшно. Особенно сейчас.</w:t>
+        <w:t>Злюсь. На них, на себя. На то, что отцу пришлось снять эту трубку вместо меня.</w:t>
       </w:r>
     </w:p>
     <w:p>
@@ -2322,7 +2375,7 @@
           <w:i w:val="0"/>
           <w:sz w:val="22"/>
         </w:rPr>
-        <w:t xml:space="preserve">Николай: </w:t>
+        <w:t xml:space="preserve">Быков: </w:t>
       </w:r>
       <w:r>
         <w:rPr>
@@ -2331,7 +2384,7 @@
           <w:i w:val="0"/>
           <w:sz w:val="22"/>
         </w:rPr>
-        <w:t>Тогда хотя бы… будь осторожен. Обещай мне.</w:t>
+        <w:t>Злость — плохой советчик, Алексей, но хорошее топливо. Главное — не путать, где руль, а где бак.</w:t>
       </w:r>
     </w:p>
     <w:p>
@@ -2354,7 +2407,7 @@
           <w:i w:val="0"/>
           <w:sz w:val="22"/>
         </w:rPr>
-        <w:t>Обещаю быть осторожным. Но не обещаю остановиться.</w:t>
+        <w:t>Что делать?</w:t>
       </w:r>
     </w:p>
     <w:p>
@@ -2368,7 +2421,285 @@
           <w:i w:val="0"/>
           <w:sz w:val="22"/>
         </w:rPr>
+        <w:t xml:space="preserve">Быков: </w:t>
+      </w:r>
+      <w:r>
+        <w:rPr>
+          <w:rFonts w:ascii="Times New Roman" w:hAnsi="Times New Roman" w:eastAsia="Malgun Gothic"/>
+          <w:b w:val="0"/>
+          <w:i w:val="0"/>
+          <w:sz w:val="22"/>
+        </w:rPr>
+        <w:t>Зафиксировать звонок официально. И удвоить осторожность. Ничего героического, Алексей — просто осторожность.</w:t>
+      </w:r>
+    </w:p>
+    <w:p>
+      <w:pPr>
+        <w:spacing w:before="0" w:after="110" w:line="300" w:lineRule="auto"/>
+      </w:pPr>
+      <w:r>
+        <w:rPr>
+          <w:rFonts w:ascii="Times New Roman" w:hAnsi="Times New Roman" w:eastAsia="Malgun Gothic"/>
+          <w:b/>
+          <w:i w:val="0"/>
+          <w:sz w:val="22"/>
+        </w:rPr>
+        <w:t xml:space="preserve">Лёша: </w:t>
+      </w:r>
+      <w:r>
+        <w:rPr>
+          <w:rFonts w:ascii="Times New Roman" w:hAnsi="Times New Roman" w:eastAsia="Malgun Gothic"/>
+          <w:b w:val="0"/>
+          <w:i w:val="0"/>
+          <w:sz w:val="22"/>
+        </w:rPr>
+        <w:t>Отец не верит, что полиция что-то сделает.</w:t>
+      </w:r>
+    </w:p>
+    <w:p>
+      <w:pPr>
+        <w:spacing w:before="0" w:after="110" w:line="300" w:lineRule="auto"/>
+      </w:pPr>
+      <w:r>
+        <w:rPr>
+          <w:rFonts w:ascii="Times New Roman" w:hAnsi="Times New Roman" w:eastAsia="Malgun Gothic"/>
+          <w:b/>
+          <w:i w:val="0"/>
+          <w:sz w:val="22"/>
+        </w:rPr>
+        <w:t xml:space="preserve">Быков: </w:t>
+      </w:r>
+      <w:r>
+        <w:rPr>
+          <w:rFonts w:ascii="Times New Roman" w:hAnsi="Times New Roman" w:eastAsia="Malgun Gothic"/>
+          <w:b w:val="0"/>
+          <w:i w:val="0"/>
+          <w:sz w:val="22"/>
+        </w:rPr>
+        <w:t>И правильно не верит. Но заявление пишут не для того, чтобы полиция что-то сделала. А для того, чтобы потом никто не сказал, что её не предупреждали.</w:t>
+      </w:r>
+    </w:p>
+    <w:p>
+      <w:pPr>
+        <w:keepNext/>
+        <w:spacing w:before="320" w:after="140"/>
+      </w:pPr>
+      <w:r>
+        <w:rPr>
+          <w:rFonts w:ascii="Times New Roman" w:hAnsi="Times New Roman" w:eastAsia="Malgun Gothic"/>
+          <w:b/>
+          <w:i w:val="0"/>
+          <w:color w:val="1F3864"/>
+          <w:sz w:val="26"/>
+        </w:rPr>
+        <w:t>장면 6 — 오를로프家, 구역 경찰관 라핀에게 신고</w:t>
+      </w:r>
+    </w:p>
+    <w:p>
+      <w:pPr>
+        <w:spacing w:before="0" w:after="110" w:line="300" w:lineRule="auto"/>
+      </w:pPr>
+      <w:r>
+        <w:rPr>
+          <w:rFonts w:ascii="Times New Roman" w:hAnsi="Times New Roman" w:eastAsia="Malgun Gothic"/>
+          <w:b/>
+          <w:i w:val="0"/>
+          <w:sz w:val="22"/>
+        </w:rPr>
+        <w:t xml:space="preserve">Лапин: </w:t>
+      </w:r>
+      <w:r>
+        <w:rPr>
+          <w:rFonts w:ascii="Times New Roman" w:hAnsi="Times New Roman" w:eastAsia="Malgun Gothic"/>
+          <w:b w:val="0"/>
+          <w:i w:val="0"/>
+          <w:sz w:val="22"/>
+        </w:rPr>
+        <w:t>Значит, звонок с угрозами. Номер определили?</w:t>
+      </w:r>
+    </w:p>
+    <w:p>
+      <w:pPr>
+        <w:spacing w:before="0" w:after="110" w:line="300" w:lineRule="auto"/>
+      </w:pPr>
+      <w:r>
+        <w:rPr>
+          <w:rFonts w:ascii="Times New Roman" w:hAnsi="Times New Roman" w:eastAsia="Malgun Gothic"/>
+          <w:b/>
+          <w:i w:val="0"/>
+          <w:sz w:val="22"/>
+        </w:rPr>
         <w:t xml:space="preserve">Николай: </w:t>
+      </w:r>
+      <w:r>
+        <w:rPr>
+          <w:rFonts w:ascii="Times New Roman" w:hAnsi="Times New Roman" w:eastAsia="Malgun Gothic"/>
+          <w:b w:val="0"/>
+          <w:i w:val="0"/>
+          <w:sz w:val="22"/>
+        </w:rPr>
+        <w:t>Нет, определителя у нас нет.</w:t>
+      </w:r>
+    </w:p>
+    <w:p>
+      <w:pPr>
+        <w:spacing w:before="0" w:after="110" w:line="300" w:lineRule="auto"/>
+      </w:pPr>
+      <w:r>
+        <w:rPr>
+          <w:rFonts w:ascii="Times New Roman" w:hAnsi="Times New Roman" w:eastAsia="Malgun Gothic"/>
+          <w:b/>
+          <w:i w:val="0"/>
+          <w:sz w:val="22"/>
+        </w:rPr>
+        <w:t xml:space="preserve">Лапин: </w:t>
+      </w:r>
+      <w:r>
+        <w:rPr>
+          <w:rFonts w:ascii="Times New Roman" w:hAnsi="Times New Roman" w:eastAsia="Malgun Gothic"/>
+          <w:b w:val="0"/>
+          <w:i w:val="0"/>
+          <w:sz w:val="22"/>
+        </w:rPr>
+        <w:t>Понятно. Запишу заявление, но, если честно, шансов найти звонившего немного.</w:t>
+      </w:r>
+    </w:p>
+    <w:p>
+      <w:pPr>
+        <w:spacing w:before="0" w:after="110" w:line="300" w:lineRule="auto"/>
+      </w:pPr>
+      <w:r>
+        <w:rPr>
+          <w:rFonts w:ascii="Times New Roman" w:hAnsi="Times New Roman" w:eastAsia="Malgun Gothic"/>
+          <w:b/>
+          <w:i w:val="0"/>
+          <w:sz w:val="22"/>
+        </w:rPr>
+        <w:t xml:space="preserve">Лёша: </w:t>
+      </w:r>
+      <w:r>
+        <w:rPr>
+          <w:rFonts w:ascii="Times New Roman" w:hAnsi="Times New Roman" w:eastAsia="Malgun Gothic"/>
+          <w:b w:val="0"/>
+          <w:i w:val="0"/>
+          <w:sz w:val="22"/>
+        </w:rPr>
+        <w:t>Вы хотя бы можете направить запрос оператору связи?</w:t>
+      </w:r>
+    </w:p>
+    <w:p>
+      <w:pPr>
+        <w:spacing w:before="0" w:after="110" w:line="300" w:lineRule="auto"/>
+      </w:pPr>
+      <w:r>
+        <w:rPr>
+          <w:rFonts w:ascii="Times New Roman" w:hAnsi="Times New Roman" w:eastAsia="Malgun Gothic"/>
+          <w:b/>
+          <w:i w:val="0"/>
+          <w:sz w:val="22"/>
+        </w:rPr>
+        <w:t xml:space="preserve">Лапин: </w:t>
+      </w:r>
+      <w:r>
+        <w:rPr>
+          <w:rFonts w:ascii="Times New Roman" w:hAnsi="Times New Roman" w:eastAsia="Malgun Gothic"/>
+          <w:b w:val="0"/>
+          <w:i w:val="0"/>
+          <w:sz w:val="22"/>
+        </w:rPr>
+        <w:t>Могу. Но это займёт время. А если звонили с одноразовой сим-карты — вообще бесполезно.</w:t>
+      </w:r>
+    </w:p>
+    <w:p>
+      <w:pPr>
+        <w:spacing w:before="0" w:after="110" w:line="300" w:lineRule="auto"/>
+      </w:pPr>
+      <w:r>
+        <w:rPr>
+          <w:rFonts w:ascii="Times New Roman" w:hAnsi="Times New Roman" w:eastAsia="Malgun Gothic"/>
+          <w:b/>
+          <w:i w:val="0"/>
+          <w:sz w:val="22"/>
+        </w:rPr>
+        <w:t xml:space="preserve">Лёша: </w:t>
+      </w:r>
+      <w:r>
+        <w:rPr>
+          <w:rFonts w:ascii="Times New Roman" w:hAnsi="Times New Roman" w:eastAsia="Malgun Gothic"/>
+          <w:b w:val="0"/>
+          <w:i w:val="0"/>
+          <w:sz w:val="22"/>
+        </w:rPr>
+        <w:t>Время — это сколько?</w:t>
+      </w:r>
+    </w:p>
+    <w:p>
+      <w:pPr>
+        <w:spacing w:before="0" w:after="110" w:line="300" w:lineRule="auto"/>
+      </w:pPr>
+      <w:r>
+        <w:rPr>
+          <w:rFonts w:ascii="Times New Roman" w:hAnsi="Times New Roman" w:eastAsia="Malgun Gothic"/>
+          <w:b/>
+          <w:i w:val="0"/>
+          <w:sz w:val="22"/>
+        </w:rPr>
+        <w:t xml:space="preserve">Лапин: </w:t>
+      </w:r>
+      <w:r>
+        <w:rPr>
+          <w:rFonts w:ascii="Times New Roman" w:hAnsi="Times New Roman" w:eastAsia="Malgun Gothic"/>
+          <w:b w:val="0"/>
+          <w:i w:val="0"/>
+          <w:sz w:val="22"/>
+        </w:rPr>
+        <w:t>Недели, если повезёт. Оператор отвечает, когда захочет, а не когда нам надо.</w:t>
+      </w:r>
+    </w:p>
+    <w:p>
+      <w:pPr>
+        <w:spacing w:before="0" w:after="110" w:line="300" w:lineRule="auto"/>
+      </w:pPr>
+      <w:r>
+        <w:rPr>
+          <w:rFonts w:ascii="Times New Roman" w:hAnsi="Times New Roman" w:eastAsia="Malgun Gothic"/>
+          <w:b/>
+          <w:i w:val="0"/>
+          <w:sz w:val="22"/>
+        </w:rPr>
+        <w:t xml:space="preserve">Николай: </w:t>
+      </w:r>
+      <w:r>
+        <w:rPr>
+          <w:rFonts w:ascii="Times New Roman" w:hAnsi="Times New Roman" w:eastAsia="Malgun Gothic"/>
+          <w:b w:val="0"/>
+          <w:i w:val="0"/>
+          <w:sz w:val="22"/>
+        </w:rPr>
+        <w:t>То есть вы ничего не можете сделать?</w:t>
+      </w:r>
+    </w:p>
+    <w:p>
+      <w:pPr>
+        <w:spacing w:before="0" w:after="110" w:line="300" w:lineRule="auto"/>
+      </w:pPr>
+      <w:r>
+        <w:rPr>
+          <w:rFonts w:ascii="Times New Roman" w:hAnsi="Times New Roman" w:eastAsia="Malgun Gothic"/>
+          <w:b/>
+          <w:i w:val="0"/>
+          <w:sz w:val="22"/>
+        </w:rPr>
+        <w:t xml:space="preserve">Лапин: </w:t>
+      </w:r>
+      <w:r>
+        <w:rPr>
+          <w:rFonts w:ascii="Times New Roman" w:hAnsi="Times New Roman" w:eastAsia="Malgun Gothic"/>
+          <w:b w:val="0"/>
+          <w:i w:val="0"/>
+          <w:sz w:val="22"/>
+        </w:rPr>
+        <w:t xml:space="preserve">Я могу принять заявление, Николай Фёдорович. Остальное не от меня зависит. </w:t>
       </w:r>
       <w:r>
         <w:rPr>
@@ -2378,7 +2709,7 @@
           <w:color w:val="555555"/>
           <w:sz w:val="22"/>
         </w:rPr>
-        <w:t>(долго смотрит на него)</w:t>
+        <w:t>(пауза, тише)</w:t>
       </w:r>
       <w:r>
         <w:rPr>
@@ -2387,7 +2718,7 @@
           <w:i w:val="0"/>
           <w:sz w:val="22"/>
         </w:rPr>
-        <w:t xml:space="preserve"> И в кого ты такой упрямый?</w:t>
+        <w:t xml:space="preserve"> И вот что, по-соседски: дверь на ночь запирайте на оба замка.</w:t>
       </w:r>
     </w:p>
     <w:p>
@@ -2401,7 +2732,7 @@
           <w:i w:val="0"/>
           <w:sz w:val="22"/>
         </w:rPr>
-        <w:t xml:space="preserve">Лёша: </w:t>
+        <w:t xml:space="preserve">Николай: </w:t>
       </w:r>
       <w:r>
         <w:rPr>
@@ -2410,7 +2741,7 @@
           <w:i w:val="0"/>
           <w:sz w:val="22"/>
         </w:rPr>
-        <w:t>В тебя, пап. Тридцать восемь лет на одном заводе — это тоже не от мягкого характера.</w:t>
+        <w:t>Спасибо, Григорий. Хоть кто-то по-человечески.</w:t>
       </w:r>
     </w:p>
     <w:p>
@@ -2424,7 +2755,30 @@
           <w:i w:val="0"/>
           <w:sz w:val="22"/>
         </w:rPr>
-        <w:t xml:space="preserve">Николай: </w:t>
+        <w:t xml:space="preserve">Лапин: </w:t>
+      </w:r>
+      <w:r>
+        <w:rPr>
+          <w:rFonts w:ascii="Times New Roman" w:hAnsi="Times New Roman" w:eastAsia="Malgun Gothic"/>
+          <w:b w:val="0"/>
+          <w:i w:val="0"/>
+          <w:sz w:val="22"/>
+        </w:rPr>
+        <w:t>Я на этом участке не первый год, Николай Фёдорович. Всякого насмотрелся.</w:t>
+      </w:r>
+    </w:p>
+    <w:p>
+      <w:pPr>
+        <w:spacing w:before="0" w:after="110" w:line="300" w:lineRule="auto"/>
+      </w:pPr>
+      <w:r>
+        <w:rPr>
+          <w:rFonts w:ascii="Times New Roman" w:hAnsi="Times New Roman" w:eastAsia="Malgun Gothic"/>
+          <w:b/>
+          <w:i w:val="0"/>
+          <w:sz w:val="22"/>
+        </w:rPr>
+        <w:t xml:space="preserve">Лёша: </w:t>
       </w:r>
       <w:r>
         <w:rPr>
@@ -2434,7 +2788,7 @@
           <w:color w:val="555555"/>
           <w:sz w:val="22"/>
         </w:rPr>
-        <w:t>(невольно усмехается)</w:t>
+        <w:t>(после ухода Лапина)</w:t>
       </w:r>
       <w:r>
         <w:rPr>
@@ -2443,11 +2797,80 @@
           <w:i w:val="0"/>
           <w:sz w:val="22"/>
         </w:rPr>
-        <w:t xml:space="preserve"> Вот и поговорили.</w:t>
+        <w:t xml:space="preserve"> Отец, я вижу, ты злишься. На меня.</w:t>
       </w:r>
     </w:p>
     <w:p>
       <w:pPr>
+        <w:spacing w:before="0" w:after="110" w:line="300" w:lineRule="auto"/>
+      </w:pPr>
+      <w:r>
+        <w:rPr>
+          <w:rFonts w:ascii="Times New Roman" w:hAnsi="Times New Roman" w:eastAsia="Malgun Gothic"/>
+          <w:b/>
+          <w:i w:val="0"/>
+          <w:sz w:val="22"/>
+        </w:rPr>
+        <w:t xml:space="preserve">Николай: </w:t>
+      </w:r>
+      <w:r>
+        <w:rPr>
+          <w:rFonts w:ascii="Times New Roman" w:hAnsi="Times New Roman" w:eastAsia="Malgun Gothic"/>
+          <w:b w:val="0"/>
+          <w:i w:val="0"/>
+          <w:sz w:val="22"/>
+        </w:rPr>
+        <w:t>Не злюсь. Боюсь.</w:t>
+      </w:r>
+    </w:p>
+    <w:p>
+      <w:pPr>
+        <w:spacing w:before="0" w:after="110" w:line="300" w:lineRule="auto"/>
+      </w:pPr>
+      <w:r>
+        <w:rPr>
+          <w:rFonts w:ascii="Times New Roman" w:hAnsi="Times New Roman" w:eastAsia="Malgun Gothic"/>
+          <w:b/>
+          <w:i w:val="0"/>
+          <w:sz w:val="22"/>
+        </w:rPr>
+        <w:t xml:space="preserve">Лёша: </w:t>
+      </w:r>
+      <w:r>
+        <w:rPr>
+          <w:rFonts w:ascii="Times New Roman" w:hAnsi="Times New Roman" w:eastAsia="Malgun Gothic"/>
+          <w:b w:val="0"/>
+          <w:i w:val="0"/>
+          <w:sz w:val="22"/>
+        </w:rPr>
+        <w:t>Лапин вроде нормальный мужик.</w:t>
+      </w:r>
+    </w:p>
+    <w:p>
+      <w:pPr>
+        <w:spacing w:before="0" w:after="110" w:line="300" w:lineRule="auto"/>
+      </w:pPr>
+      <w:r>
+        <w:rPr>
+          <w:rFonts w:ascii="Times New Roman" w:hAnsi="Times New Roman" w:eastAsia="Malgun Gothic"/>
+          <w:b/>
+          <w:i w:val="0"/>
+          <w:sz w:val="22"/>
+        </w:rPr>
+        <w:t xml:space="preserve">Николай: </w:t>
+      </w:r>
+      <w:r>
+        <w:rPr>
+          <w:rFonts w:ascii="Times New Roman" w:hAnsi="Times New Roman" w:eastAsia="Malgun Gothic"/>
+          <w:b w:val="0"/>
+          <w:i w:val="0"/>
+          <w:sz w:val="22"/>
+        </w:rPr>
+        <w:t>Нормальный. Потому и сказал про замки. Ненормальный сказал бы, что всё будет хорошо.</w:t>
+      </w:r>
+    </w:p>
+    <w:p>
+      <w:pPr>
         <w:keepNext/>
         <w:spacing w:before="320" w:after="140"/>
       </w:pPr>
@@ -2459,7 +2882,7 @@
           <w:color w:val="1F3864"/>
           <w:sz w:val="26"/>
         </w:rPr>
-        <w:t>장면 7 — 어머니의 걱정</w:t>
+        <w:t>장면 7 — 아버지와 아들의 정면 대화</w:t>
       </w:r>
     </w:p>
     <w:p>
@@ -2473,7 +2896,7 @@
           <w:i w:val="0"/>
           <w:sz w:val="22"/>
         </w:rPr>
-        <w:t xml:space="preserve">Анна: </w:t>
+        <w:t xml:space="preserve">Николай: </w:t>
       </w:r>
       <w:r>
         <w:rPr>
@@ -2482,7 +2905,7 @@
           <w:i w:val="0"/>
           <w:sz w:val="22"/>
         </w:rPr>
-        <w:t>Лёша, можно я тебе кое-что скажу, как мать?</w:t>
+        <w:t>Лёша, сядь. Поговорим серьёзно.</w:t>
       </w:r>
     </w:p>
     <w:p>
@@ -2505,7 +2928,7 @@
           <w:i w:val="0"/>
           <w:sz w:val="22"/>
         </w:rPr>
-        <w:t>Конечно, мам.</w:t>
+        <w:t>Слушаю.</w:t>
       </w:r>
     </w:p>
     <w:p>
@@ -2519,7 +2942,7 @@
           <w:i w:val="0"/>
           <w:sz w:val="22"/>
         </w:rPr>
-        <w:t xml:space="preserve">Анна: </w:t>
+        <w:t xml:space="preserve">Николай: </w:t>
       </w:r>
       <w:r>
         <w:rPr>
@@ -2528,7 +2951,7 @@
           <w:i w:val="0"/>
           <w:sz w:val="22"/>
         </w:rPr>
-        <w:t>Я горжусь тобой. Правда горжусь. Но каждую ночь, пока тебя нет дома, я не сплю.</w:t>
+        <w:t>Ты помнишь, как я работал на «Сибзаводе» механиком, пока не ушёл на пенсию?</w:t>
       </w:r>
     </w:p>
     <w:p>
@@ -2551,7 +2974,7 @@
           <w:i w:val="0"/>
           <w:sz w:val="22"/>
         </w:rPr>
-        <w:t>Мам…</w:t>
+        <w:t>Помню.</w:t>
       </w:r>
     </w:p>
     <w:p>
@@ -2565,7 +2988,7 @@
           <w:i w:val="0"/>
           <w:sz w:val="22"/>
         </w:rPr>
-        <w:t xml:space="preserve">Анна: </w:t>
+        <w:t xml:space="preserve">Николай: </w:t>
       </w:r>
       <w:r>
         <w:rPr>
@@ -2574,7 +2997,7 @@
           <w:i w:val="0"/>
           <w:sz w:val="22"/>
         </w:rPr>
-        <w:t>Не перебивай. Я не прошу тебя бросить работу. Просто звони мне, когда задерживаешься. Хотя бы это.</w:t>
+        <w:t>Тридцать восемь лет я видел, как этот город устроен. Кто наверху, кто внизу. Ты можешь выиграть одно дело, два. Но систему ты не победишь, сынок.</w:t>
       </w:r>
     </w:p>
     <w:p>
@@ -2597,7 +3020,7 @@
           <w:i w:val="0"/>
           <w:sz w:val="22"/>
         </w:rPr>
-        <w:t>Буду звонить. Обещаю.</w:t>
+        <w:t>Откуда ты знаешь, если никто даже не пробовал?</w:t>
       </w:r>
     </w:p>
     <w:p>
@@ -2611,7 +3034,7 @@
           <w:i w:val="0"/>
           <w:sz w:val="22"/>
         </w:rPr>
-        <w:t xml:space="preserve">Анна: </w:t>
+        <w:t xml:space="preserve">Николай: </w:t>
       </w:r>
       <w:r>
         <w:rPr>
@@ -2620,7 +3043,7 @@
           <w:i w:val="0"/>
           <w:sz w:val="22"/>
         </w:rPr>
-        <w:t>Я всю жизнь думала, что у нас обычная, спокойная семья. Отец на заводе, сын в институте, по воскресеньям пироги. А сегодня отец сидел у телефона белый как мел, и я уже ни в чём не уверена.</w:t>
+        <w:t>Пробовали. В восьмидесятые у нас в цеху мастер один жалобы в министерство писал. Про технику безопасности, между прочим, про то же самое. Знаешь, где он потом работал? Сторожем на овощебазе. Плетью обуха не перешибёшь, Лёша.</w:t>
       </w:r>
     </w:p>
     <w:p>
@@ -2643,7 +3066,7 @@
           <w:i w:val="0"/>
           <w:sz w:val="22"/>
         </w:rPr>
-        <w:t>Мы и есть обычная семья, мам. Просто сейчас трудно.</w:t>
+        <w:t>А если плетей будет много?</w:t>
       </w:r>
     </w:p>
     <w:p>
@@ -2657,145 +3080,7 @@
           <w:i w:val="0"/>
           <w:sz w:val="22"/>
         </w:rPr>
-        <w:t xml:space="preserve">Анна: </w:t>
-      </w:r>
-      <w:r>
-        <w:rPr>
-          <w:rFonts w:ascii="Times New Roman" w:hAnsi="Times New Roman" w:eastAsia="Malgun Gothic"/>
-          <w:b w:val="0"/>
-          <w:i w:val="0"/>
-          <w:sz w:val="22"/>
-        </w:rPr>
-        <w:t>Счастье, Лёша, не в том, чтобы было легко. А в том, чтобы вечером за столом все были живы.</w:t>
-      </w:r>
-    </w:p>
-    <w:p>
-      <w:pPr>
-        <w:spacing w:before="0" w:after="110" w:line="300" w:lineRule="auto"/>
-      </w:pPr>
-      <w:r>
-        <w:rPr>
-          <w:rFonts w:ascii="Times New Roman" w:hAnsi="Times New Roman" w:eastAsia="Malgun Gothic"/>
-          <w:b/>
-          <w:i w:val="0"/>
-          <w:sz w:val="22"/>
-        </w:rPr>
-        <w:t xml:space="preserve">Лёша: </w:t>
-      </w:r>
-      <w:r>
-        <w:rPr>
-          <w:rFonts w:ascii="Times New Roman" w:hAnsi="Times New Roman" w:eastAsia="Malgun Gothic"/>
-          <w:b w:val="0"/>
-          <w:i w:val="0"/>
-          <w:sz w:val="22"/>
-        </w:rPr>
-        <w:t>Буду приходить к ужину. Хотя бы иногда.</w:t>
-      </w:r>
-    </w:p>
-    <w:p>
-      <w:pPr>
-        <w:spacing w:before="0" w:after="110" w:line="300" w:lineRule="auto"/>
-      </w:pPr>
-      <w:r>
-        <w:rPr>
-          <w:rFonts w:ascii="Times New Roman" w:hAnsi="Times New Roman" w:eastAsia="Malgun Gothic"/>
-          <w:b/>
-          <w:i w:val="0"/>
-          <w:sz w:val="22"/>
-        </w:rPr>
-        <w:t xml:space="preserve">Анна: </w:t>
-      </w:r>
-      <w:r>
-        <w:rPr>
-          <w:rFonts w:ascii="Times New Roman" w:hAnsi="Times New Roman" w:eastAsia="Malgun Gothic"/>
-          <w:b w:val="0"/>
-          <w:i w:val="0"/>
-          <w:sz w:val="22"/>
-        </w:rPr>
-        <w:t>И береги Виктора Петровича тоже. Он немолод уже, а с виду такой несгибаемый.</w:t>
-      </w:r>
-    </w:p>
-    <w:p>
-      <w:pPr>
-        <w:spacing w:before="0" w:after="110" w:line="300" w:lineRule="auto"/>
-      </w:pPr>
-      <w:r>
-        <w:rPr>
-          <w:rFonts w:ascii="Times New Roman" w:hAnsi="Times New Roman" w:eastAsia="Malgun Gothic"/>
-          <w:b/>
-          <w:i w:val="0"/>
-          <w:sz w:val="22"/>
-        </w:rPr>
-        <w:t xml:space="preserve">Лёша: </w:t>
-      </w:r>
-      <w:r>
-        <w:rPr>
-          <w:rFonts w:ascii="Times New Roman" w:hAnsi="Times New Roman" w:eastAsia="Malgun Gothic"/>
-          <w:b w:val="0"/>
-          <w:i w:val="0"/>
-          <w:sz w:val="22"/>
-        </w:rPr>
-        <w:t>Он сильнее, чем кажется, мам.</w:t>
-      </w:r>
-    </w:p>
-    <w:p>
-      <w:pPr>
-        <w:spacing w:before="0" w:after="110" w:line="300" w:lineRule="auto"/>
-      </w:pPr>
-      <w:r>
-        <w:rPr>
-          <w:rFonts w:ascii="Times New Roman" w:hAnsi="Times New Roman" w:eastAsia="Malgun Gothic"/>
-          <w:b/>
-          <w:i w:val="0"/>
-          <w:sz w:val="22"/>
-        </w:rPr>
-        <w:t xml:space="preserve">Анна: </w:t>
-      </w:r>
-      <w:r>
-        <w:rPr>
-          <w:rFonts w:ascii="Times New Roman" w:hAnsi="Times New Roman" w:eastAsia="Malgun Gothic"/>
-          <w:b w:val="0"/>
-          <w:i w:val="0"/>
-          <w:sz w:val="22"/>
-        </w:rPr>
-        <w:t>Все мы кажемся сильнее, чем есть, Лёша. Пока однажды не окажется иначе.</w:t>
-      </w:r>
-    </w:p>
-    <w:p>
-      <w:pPr>
-        <w:spacing w:before="0" w:after="110" w:line="300" w:lineRule="auto"/>
-      </w:pPr>
-      <w:r>
-        <w:rPr>
-          <w:rFonts w:ascii="Times New Roman" w:hAnsi="Times New Roman" w:eastAsia="Malgun Gothic"/>
-          <w:b/>
-          <w:i w:val="0"/>
-          <w:sz w:val="22"/>
-        </w:rPr>
-        <w:t xml:space="preserve">Лёша: </w:t>
-      </w:r>
-      <w:r>
-        <w:rPr>
-          <w:rFonts w:ascii="Times New Roman" w:hAnsi="Times New Roman" w:eastAsia="Malgun Gothic"/>
-          <w:b w:val="0"/>
-          <w:i w:val="0"/>
-          <w:sz w:val="22"/>
-        </w:rPr>
-        <w:t>Ты у меня, выходит, тоже только кажешься спокойной?</w:t>
-      </w:r>
-    </w:p>
-    <w:p>
-      <w:pPr>
-        <w:spacing w:before="0" w:after="110" w:line="300" w:lineRule="auto"/>
-      </w:pPr>
-      <w:r>
-        <w:rPr>
-          <w:rFonts w:ascii="Times New Roman" w:hAnsi="Times New Roman" w:eastAsia="Malgun Gothic"/>
-          <w:b/>
-          <w:i w:val="0"/>
-          <w:sz w:val="22"/>
-        </w:rPr>
-        <w:t xml:space="preserve">Анна: </w:t>
+        <w:t xml:space="preserve">Николай: </w:t>
       </w:r>
       <w:r>
         <w:rPr>
@@ -2805,7 +3090,7 @@
           <w:color w:val="555555"/>
           <w:sz w:val="22"/>
         </w:rPr>
-        <w:t>(улыбается сквозь слёзы)</w:t>
+        <w:t>(горько усмехается)</w:t>
       </w:r>
       <w:r>
         <w:rPr>
@@ -2814,23 +3099,30 @@
           <w:i w:val="0"/>
           <w:sz w:val="22"/>
         </w:rPr>
-        <w:t xml:space="preserve"> Я мать, Лёша. У меня это профессиональное. Иди, отец ждёт, чтобы ты замки проверил. Ему так спокойнее — хоть что-то сделать руками.</w:t>
+        <w:t xml:space="preserve"> Тогда их переломают по одной. Думаешь, ты первый такой умный?</w:t>
       </w:r>
     </w:p>
     <w:p>
       <w:pPr>
-        <w:keepNext/>
-        <w:spacing w:before="320" w:after="140"/>
+        <w:spacing w:before="0" w:after="110" w:line="300" w:lineRule="auto"/>
       </w:pPr>
       <w:r>
         <w:rPr>
           <w:rFonts w:ascii="Times New Roman" w:hAnsi="Times New Roman" w:eastAsia="Malgun Gothic"/>
           <w:b/>
           <w:i w:val="0"/>
-          <w:color w:val="1F3864"/>
-          <w:sz w:val="26"/>
-        </w:rPr>
-        <w:t>장면 8 — 사무실, 마무리</w:t>
+          <w:sz w:val="22"/>
+        </w:rPr>
+        <w:t xml:space="preserve">Лёша: </w:t>
+      </w:r>
+      <w:r>
+        <w:rPr>
+          <w:rFonts w:ascii="Times New Roman" w:hAnsi="Times New Roman" w:eastAsia="Malgun Gothic"/>
+          <w:b w:val="0"/>
+          <w:i w:val="0"/>
+          <w:sz w:val="22"/>
+        </w:rPr>
+        <w:t>А что, по-твоему, я должен делать? Молчать, потому что система сильнее?</w:t>
       </w:r>
     </w:p>
     <w:p>
@@ -2844,7 +3136,7 @@
           <w:i w:val="0"/>
           <w:sz w:val="22"/>
         </w:rPr>
-        <w:t xml:space="preserve">Быков: </w:t>
+        <w:t xml:space="preserve">Николай: </w:t>
       </w:r>
       <w:r>
         <w:rPr>
@@ -2853,7 +3145,7 @@
           <w:i w:val="0"/>
           <w:sz w:val="22"/>
         </w:rPr>
-        <w:t>Как дома дела?</w:t>
+        <w:t>Я хочу, чтобы ты был жив и здоров. Это эгоистично, но это правда.</w:t>
       </w:r>
     </w:p>
     <w:p>
@@ -2876,7 +3168,7 @@
           <w:i w:val="0"/>
           <w:sz w:val="22"/>
         </w:rPr>
-        <w:t>Отец напуган. Мама тоже, но старается не показывать.</w:t>
+        <w:t>А Сафронова тоже хочет, чтобы её муж был жив. Уже поздно.</w:t>
       </w:r>
     </w:p>
     <w:p>
@@ -2890,76 +3182,7 @@
           <w:i w:val="0"/>
           <w:sz w:val="22"/>
         </w:rPr>
-        <w:t xml:space="preserve">Быков: </w:t>
-      </w:r>
-      <w:r>
-        <w:rPr>
-          <w:rFonts w:ascii="Times New Roman" w:hAnsi="Times New Roman" w:eastAsia="Malgun Gothic"/>
-          <w:b w:val="0"/>
-          <w:i w:val="0"/>
-          <w:sz w:val="22"/>
-        </w:rPr>
-        <w:t>А ты?</w:t>
-      </w:r>
-    </w:p>
-    <w:p>
-      <w:pPr>
-        <w:spacing w:before="0" w:after="110" w:line="300" w:lineRule="auto"/>
-      </w:pPr>
-      <w:r>
-        <w:rPr>
-          <w:rFonts w:ascii="Times New Roman" w:hAnsi="Times New Roman" w:eastAsia="Malgun Gothic"/>
-          <w:b/>
-          <w:i w:val="0"/>
-          <w:sz w:val="22"/>
-        </w:rPr>
-        <w:t xml:space="preserve">Лёша: </w:t>
-      </w:r>
-      <w:r>
-        <w:rPr>
-          <w:rFonts w:ascii="Times New Roman" w:hAnsi="Times New Roman" w:eastAsia="Malgun Gothic"/>
-          <w:b w:val="0"/>
-          <w:i w:val="0"/>
-          <w:sz w:val="22"/>
-        </w:rPr>
-        <w:t>Не знаю. Ночью лежал и прислушивался к каждой машине под окном. Утром стало стыдно.</w:t>
-      </w:r>
-    </w:p>
-    <w:p>
-      <w:pPr>
-        <w:spacing w:before="0" w:after="110" w:line="300" w:lineRule="auto"/>
-      </w:pPr>
-      <w:r>
-        <w:rPr>
-          <w:rFonts w:ascii="Times New Roman" w:hAnsi="Times New Roman" w:eastAsia="Malgun Gothic"/>
-          <w:b/>
-          <w:i w:val="0"/>
-          <w:sz w:val="22"/>
-        </w:rPr>
-        <w:t xml:space="preserve">Быков: </w:t>
-      </w:r>
-      <w:r>
-        <w:rPr>
-          <w:rFonts w:ascii="Times New Roman" w:hAnsi="Times New Roman" w:eastAsia="Malgun Gothic"/>
-          <w:b w:val="0"/>
-          <w:i w:val="0"/>
-          <w:sz w:val="22"/>
-        </w:rPr>
-        <w:t>Стыдиться нечего. Не боятся только дураки и покойники, а нам с тобой ни тем, ни другим быть рано.</w:t>
-      </w:r>
-    </w:p>
-    <w:p>
-      <w:pPr>
-        <w:spacing w:before="0" w:after="110" w:line="300" w:lineRule="auto"/>
-      </w:pPr>
-      <w:r>
-        <w:rPr>
-          <w:rFonts w:ascii="Times New Roman" w:hAnsi="Times New Roman" w:eastAsia="Malgun Gothic"/>
-          <w:b/>
-          <w:i w:val="0"/>
-          <w:sz w:val="22"/>
-        </w:rPr>
-        <w:t xml:space="preserve">Лёша: </w:t>
+        <w:t xml:space="preserve">Николай: </w:t>
       </w:r>
       <w:r>
         <w:rPr>
@@ -2969,7 +3192,7 @@
           <w:color w:val="555555"/>
           <w:sz w:val="22"/>
         </w:rPr>
-        <w:t>(усмехается)</w:t>
+        <w:t>(долгая пауза)</w:t>
       </w:r>
       <w:r>
         <w:rPr>
@@ -2978,7 +3201,7 @@
           <w:i w:val="0"/>
           <w:sz w:val="22"/>
         </w:rPr>
-        <w:t xml:space="preserve"> Утешили.</w:t>
+        <w:t xml:space="preserve"> Это удар ниже пояса, Алексей.</w:t>
       </w:r>
     </w:p>
     <w:p>
@@ -2992,7 +3215,7 @@
           <w:i w:val="0"/>
           <w:sz w:val="22"/>
         </w:rPr>
-        <w:t xml:space="preserve">Быков: </w:t>
+        <w:t xml:space="preserve">Лёша: </w:t>
       </w:r>
       <w:r>
         <w:rPr>
@@ -3001,7 +3224,7 @@
           <w:i w:val="0"/>
           <w:sz w:val="22"/>
         </w:rPr>
-        <w:t>Я не утешаю, я констатирую. Первая угроза всегда самая страшная. Потом либо привыкаешь, либо бросаешь дело.</w:t>
+        <w:t>Прости. Но я не могу остановиться просто потому, что страшно. Особенно сейчас.</w:t>
       </w:r>
     </w:p>
     <w:p>
@@ -3015,7 +3238,7 @@
           <w:i w:val="0"/>
           <w:sz w:val="22"/>
         </w:rPr>
-        <w:t xml:space="preserve">Лёша: </w:t>
+        <w:t xml:space="preserve">Николай: </w:t>
       </w:r>
       <w:r>
         <w:rPr>
@@ -3024,7 +3247,7 @@
           <w:i w:val="0"/>
           <w:sz w:val="22"/>
         </w:rPr>
-        <w:t>А вы привыкли?</w:t>
+        <w:t>Тогда хотя бы… будь осторожен. Обещай мне.</w:t>
       </w:r>
     </w:p>
     <w:p>
@@ -3038,7 +3261,7 @@
           <w:i w:val="0"/>
           <w:sz w:val="22"/>
         </w:rPr>
-        <w:t xml:space="preserve">Быков: </w:t>
+        <w:t xml:space="preserve">Лёша: </w:t>
       </w:r>
       <w:r>
         <w:rPr>
@@ -3047,7 +3270,7 @@
           <w:i w:val="0"/>
           <w:sz w:val="22"/>
         </w:rPr>
-        <w:t>Настолько, насколько к этому вообще можно привыкнуть. У Грибоедова Молчалин говорит: «Ах! злые языки страшнее пистолета». Молчалин, заметь, трус и подхалим — ему виднее. Анонимный звонок и есть злой язык: пистолета у них пока нет, вот и пугают голосом.</w:t>
+        <w:t>Обещаю быть осторожным. Но не обещаю остановиться.</w:t>
       </w:r>
     </w:p>
     <w:p>
@@ -3061,177 +3284,7 @@
           <w:i w:val="0"/>
           <w:sz w:val="22"/>
         </w:rPr>
-        <w:t xml:space="preserve">Лёша: </w:t>
-      </w:r>
-      <w:r>
-        <w:rPr>
-          <w:rFonts w:ascii="Times New Roman" w:hAnsi="Times New Roman" w:eastAsia="Malgun Gothic"/>
-          <w:b w:val="0"/>
-          <w:i w:val="0"/>
-          <w:sz w:val="22"/>
-        </w:rPr>
-        <w:t>Пока нет?</w:t>
-      </w:r>
-    </w:p>
-    <w:p>
-      <w:pPr>
-        <w:spacing w:before="0" w:after="110" w:line="300" w:lineRule="auto"/>
-      </w:pPr>
-      <w:r>
-        <w:rPr>
-          <w:rFonts w:ascii="Times New Roman" w:hAnsi="Times New Roman" w:eastAsia="Malgun Gothic"/>
-          <w:b/>
-          <w:i w:val="0"/>
-          <w:sz w:val="22"/>
-        </w:rPr>
-        <w:t xml:space="preserve">Быков: </w:t>
-      </w:r>
-      <w:r>
-        <w:rPr>
-          <w:rFonts w:ascii="Times New Roman" w:hAnsi="Times New Roman" w:eastAsia="Malgun Gothic"/>
-          <w:b w:val="0"/>
-          <w:i w:val="0"/>
-          <w:sz w:val="22"/>
-        </w:rPr>
-        <w:t>Пока. Поэтому — осторожность. И знаешь, что я тебе ещё скажу, Алексей?</w:t>
-      </w:r>
-    </w:p>
-    <w:p>
-      <w:pPr>
-        <w:spacing w:before="0" w:after="110" w:line="300" w:lineRule="auto"/>
-      </w:pPr>
-      <w:r>
-        <w:rPr>
-          <w:rFonts w:ascii="Times New Roman" w:hAnsi="Times New Roman" w:eastAsia="Malgun Gothic"/>
-          <w:b/>
-          <w:i w:val="0"/>
-          <w:sz w:val="22"/>
-        </w:rPr>
-        <w:t xml:space="preserve">Лёша: </w:t>
-      </w:r>
-      <w:r>
-        <w:rPr>
-          <w:rFonts w:ascii="Times New Roman" w:hAnsi="Times New Roman" w:eastAsia="Malgun Gothic"/>
-          <w:b w:val="0"/>
-          <w:i w:val="0"/>
-          <w:sz w:val="22"/>
-        </w:rPr>
-        <w:t>Что?</w:t>
-      </w:r>
-    </w:p>
-    <w:p>
-      <w:pPr>
-        <w:spacing w:before="0" w:after="110" w:line="300" w:lineRule="auto"/>
-      </w:pPr>
-      <w:r>
-        <w:rPr>
-          <w:rFonts w:ascii="Times New Roman" w:hAnsi="Times New Roman" w:eastAsia="Malgun Gothic"/>
-          <w:b/>
-          <w:i w:val="0"/>
-          <w:sz w:val="22"/>
-        </w:rPr>
-        <w:t xml:space="preserve">Быков: </w:t>
-      </w:r>
-      <w:r>
-        <w:rPr>
-          <w:rFonts w:ascii="Times New Roman" w:hAnsi="Times New Roman" w:eastAsia="Malgun Gothic"/>
-          <w:b w:val="0"/>
-          <w:i w:val="0"/>
-          <w:sz w:val="22"/>
-        </w:rPr>
-        <w:t>Если тебе звонят и угрожают — значит, ты уже задел кого-то по-настоящему. Это не повод для радости, но это знак, что дело того стоит.</w:t>
-      </w:r>
-    </w:p>
-    <w:p>
-      <w:pPr>
-        <w:spacing w:before="0" w:after="110" w:line="300" w:lineRule="auto"/>
-      </w:pPr>
-      <w:r>
-        <w:rPr>
-          <w:rFonts w:ascii="Times New Roman" w:hAnsi="Times New Roman" w:eastAsia="Malgun Gothic"/>
-          <w:b/>
-          <w:i w:val="0"/>
-          <w:sz w:val="22"/>
-        </w:rPr>
-        <w:t xml:space="preserve">Лёша: </w:t>
-      </w:r>
-      <w:r>
-        <w:rPr>
-          <w:rFonts w:ascii="Times New Roman" w:hAnsi="Times New Roman" w:eastAsia="Malgun Gothic"/>
-          <w:b w:val="0"/>
-          <w:i w:val="0"/>
-          <w:sz w:val="22"/>
-        </w:rPr>
-        <w:t>Слабое утешение.</w:t>
-      </w:r>
-    </w:p>
-    <w:p>
-      <w:pPr>
-        <w:spacing w:before="0" w:after="110" w:line="300" w:lineRule="auto"/>
-      </w:pPr>
-      <w:r>
-        <w:rPr>
-          <w:rFonts w:ascii="Times New Roman" w:hAnsi="Times New Roman" w:eastAsia="Malgun Gothic"/>
-          <w:b/>
-          <w:i w:val="0"/>
-          <w:sz w:val="22"/>
-        </w:rPr>
-        <w:t xml:space="preserve">Быков: </w:t>
-      </w:r>
-      <w:r>
-        <w:rPr>
-          <w:rFonts w:ascii="Times New Roman" w:hAnsi="Times New Roman" w:eastAsia="Malgun Gothic"/>
-          <w:b w:val="0"/>
-          <w:i w:val="0"/>
-          <w:sz w:val="22"/>
-        </w:rPr>
-        <w:t>Другого утешения в этой профессии не бывает. Идём, у нас завтра допрос свидетеля по «Сибзаводу». Отдохни сегодня, если получится.</w:t>
-      </w:r>
-    </w:p>
-    <w:p>
-      <w:pPr>
-        <w:spacing w:before="0" w:after="110" w:line="300" w:lineRule="auto"/>
-      </w:pPr>
-      <w:r>
-        <w:rPr>
-          <w:rFonts w:ascii="Times New Roman" w:hAnsi="Times New Roman" w:eastAsia="Malgun Gothic"/>
-          <w:b/>
-          <w:i w:val="0"/>
-          <w:sz w:val="22"/>
-        </w:rPr>
-        <w:t xml:space="preserve">Лёша: </w:t>
-      </w:r>
-      <w:r>
-        <w:rPr>
-          <w:rFonts w:ascii="Times New Roman" w:hAnsi="Times New Roman" w:eastAsia="Malgun Gothic"/>
-          <w:b w:val="0"/>
-          <w:i w:val="0"/>
-          <w:sz w:val="22"/>
-        </w:rPr>
-        <w:t>А вам когда-нибудь звонили домой?</w:t>
-      </w:r>
-    </w:p>
-    <w:p>
-      <w:pPr>
-        <w:spacing w:before="0" w:after="110" w:line="300" w:lineRule="auto"/>
-      </w:pPr>
-      <w:r>
-        <w:rPr>
-          <w:rFonts w:ascii="Times New Roman" w:hAnsi="Times New Roman" w:eastAsia="Malgun Gothic"/>
-          <w:b/>
-          <w:i w:val="0"/>
-          <w:sz w:val="22"/>
-        </w:rPr>
-        <w:t xml:space="preserve">Быков: </w:t>
-      </w:r>
-      <w:r>
-        <w:rPr>
-          <w:rFonts w:ascii="Times New Roman" w:hAnsi="Times New Roman" w:eastAsia="Malgun Gothic"/>
-          <w:b w:val="0"/>
-          <w:i w:val="0"/>
-          <w:sz w:val="22"/>
-        </w:rPr>
-        <w:t xml:space="preserve">Звонили. Давно. Тогда телефоны были с диском, а угрозы — с казённой интонацией. </w:t>
+        <w:t xml:space="preserve">Николай: </w:t>
       </w:r>
       <w:r>
         <w:rPr>
@@ -3241,7 +3294,7 @@
           <w:color w:val="555555"/>
           <w:sz w:val="22"/>
         </w:rPr>
-        <w:t>(пауза)</w:t>
+        <w:t>(долго смотрит на него)</w:t>
       </w:r>
       <w:r>
         <w:rPr>
@@ -3250,11 +3303,67 @@
           <w:i w:val="0"/>
           <w:sz w:val="22"/>
         </w:rPr>
-        <w:t xml:space="preserve"> Иди, Алексей. И позвони матери, что доехал.</w:t>
+        <w:t xml:space="preserve"> И в кого ты такой упрямый?</w:t>
       </w:r>
     </w:p>
     <w:p>
       <w:pPr>
+        <w:spacing w:before="0" w:after="110" w:line="300" w:lineRule="auto"/>
+      </w:pPr>
+      <w:r>
+        <w:rPr>
+          <w:rFonts w:ascii="Times New Roman" w:hAnsi="Times New Roman" w:eastAsia="Malgun Gothic"/>
+          <w:b/>
+          <w:i w:val="0"/>
+          <w:sz w:val="22"/>
+        </w:rPr>
+        <w:t xml:space="preserve">Лёша: </w:t>
+      </w:r>
+      <w:r>
+        <w:rPr>
+          <w:rFonts w:ascii="Times New Roman" w:hAnsi="Times New Roman" w:eastAsia="Malgun Gothic"/>
+          <w:b w:val="0"/>
+          <w:i w:val="0"/>
+          <w:sz w:val="22"/>
+        </w:rPr>
+        <w:t>В тебя, пап. Тридцать восемь лет на одном заводе — это тоже не от мягкого характера.</w:t>
+      </w:r>
+    </w:p>
+    <w:p>
+      <w:pPr>
+        <w:spacing w:before="0" w:after="110" w:line="300" w:lineRule="auto"/>
+      </w:pPr>
+      <w:r>
+        <w:rPr>
+          <w:rFonts w:ascii="Times New Roman" w:hAnsi="Times New Roman" w:eastAsia="Malgun Gothic"/>
+          <w:b/>
+          <w:i w:val="0"/>
+          <w:sz w:val="22"/>
+        </w:rPr>
+        <w:t xml:space="preserve">Николай: </w:t>
+      </w:r>
+      <w:r>
+        <w:rPr>
+          <w:rFonts w:ascii="Times New Roman" w:hAnsi="Times New Roman" w:eastAsia="Malgun Gothic"/>
+          <w:b w:val="0"/>
+          <w:i/>
+          <w:color w:val="555555"/>
+          <w:sz w:val="22"/>
+        </w:rPr>
+        <w:t>(невольно усмехается)</w:t>
+      </w:r>
+      <w:r>
+        <w:rPr>
+          <w:rFonts w:ascii="Times New Roman" w:hAnsi="Times New Roman" w:eastAsia="Malgun Gothic"/>
+          <w:b w:val="0"/>
+          <w:i w:val="0"/>
+          <w:sz w:val="22"/>
+        </w:rPr>
+        <w:t xml:space="preserve"> Вот и поговорили.</w:t>
+      </w:r>
+    </w:p>
+    <w:p>
+      <w:pPr>
         <w:keepNext/>
         <w:spacing w:before="320" w:after="140"/>
       </w:pPr>
@@ -3266,12 +3375,12 @@
           <w:color w:val="1F3864"/>
           <w:sz w:val="26"/>
         </w:rPr>
-        <w:t>핵심 문학 인용</w:t>
+        <w:t>장면 8 — 어머니의 걱정</w:t>
       </w:r>
     </w:p>
     <w:p>
       <w:pPr>
-        <w:spacing w:before="0" w:after="120"/>
+        <w:spacing w:before="0" w:after="110" w:line="300" w:lineRule="auto"/>
       </w:pPr>
       <w:r>
         <w:rPr>
@@ -3280,7 +3389,7 @@
           <w:i w:val="0"/>
           <w:sz w:val="22"/>
         </w:rPr>
-        <w:t>Русская пословица: «Плетью обуха не перешибёшь»</w:t>
+        <w:t xml:space="preserve">Анна: </w:t>
       </w:r>
       <w:r>
         <w:rPr>
@@ -3289,11 +3398,795 @@
           <w:i w:val="0"/>
           <w:sz w:val="22"/>
         </w:rPr>
-        <w:t xml:space="preserve"> — 한국어 해설: 채찍으로 도끼 등을 부러뜨릴 수 없다, 곧 약한 힘으로는 강한 권력을 꺾을 수 없다는 뜻의 오래된 속담. 장면 6에서 아버지 니콜라이가 80년대 안전 문제로 진정을 넣었다가 채소 창고 경비원으로 밀려난 작업반장 이야기를 하며 “시스템은 못 이긴다”는 말을 이 속담으로 못 박는다. 료샤가 “채찍이 많으면요?”라고 되받고, 아버지는 “하나씩 부러뜨릴 것”이라고 답한다. 공장에서 평생을 보낸 노동자의 체념과 아들의 고집이 한 속담을 두고 부딪히는 대목.</w:t>
+        <w:t>Лёша, можно я тебе кое-что скажу, как мать?</w:t>
       </w:r>
     </w:p>
     <w:p>
       <w:pPr>
+        <w:spacing w:before="0" w:after="110" w:line="300" w:lineRule="auto"/>
+      </w:pPr>
+      <w:r>
+        <w:rPr>
+          <w:rFonts w:ascii="Times New Roman" w:hAnsi="Times New Roman" w:eastAsia="Malgun Gothic"/>
+          <w:b/>
+          <w:i w:val="0"/>
+          <w:sz w:val="22"/>
+        </w:rPr>
+        <w:t xml:space="preserve">Лёша: </w:t>
+      </w:r>
+      <w:r>
+        <w:rPr>
+          <w:rFonts w:ascii="Times New Roman" w:hAnsi="Times New Roman" w:eastAsia="Malgun Gothic"/>
+          <w:b w:val="0"/>
+          <w:i w:val="0"/>
+          <w:sz w:val="22"/>
+        </w:rPr>
+        <w:t>Конечно, мам.</w:t>
+      </w:r>
+    </w:p>
+    <w:p>
+      <w:pPr>
+        <w:spacing w:before="0" w:after="110" w:line="300" w:lineRule="auto"/>
+      </w:pPr>
+      <w:r>
+        <w:rPr>
+          <w:rFonts w:ascii="Times New Roman" w:hAnsi="Times New Roman" w:eastAsia="Malgun Gothic"/>
+          <w:b/>
+          <w:i w:val="0"/>
+          <w:sz w:val="22"/>
+        </w:rPr>
+        <w:t xml:space="preserve">Анна: </w:t>
+      </w:r>
+      <w:r>
+        <w:rPr>
+          <w:rFonts w:ascii="Times New Roman" w:hAnsi="Times New Roman" w:eastAsia="Malgun Gothic"/>
+          <w:b w:val="0"/>
+          <w:i w:val="0"/>
+          <w:sz w:val="22"/>
+        </w:rPr>
+        <w:t>Я горжусь тобой. Правда горжусь. Но каждую ночь, пока тебя нет дома, я не сплю.</w:t>
+      </w:r>
+    </w:p>
+    <w:p>
+      <w:pPr>
+        <w:spacing w:before="0" w:after="110" w:line="300" w:lineRule="auto"/>
+      </w:pPr>
+      <w:r>
+        <w:rPr>
+          <w:rFonts w:ascii="Times New Roman" w:hAnsi="Times New Roman" w:eastAsia="Malgun Gothic"/>
+          <w:b/>
+          <w:i w:val="0"/>
+          <w:sz w:val="22"/>
+        </w:rPr>
+        <w:t xml:space="preserve">Лёша: </w:t>
+      </w:r>
+      <w:r>
+        <w:rPr>
+          <w:rFonts w:ascii="Times New Roman" w:hAnsi="Times New Roman" w:eastAsia="Malgun Gothic"/>
+          <w:b w:val="0"/>
+          <w:i w:val="0"/>
+          <w:sz w:val="22"/>
+        </w:rPr>
+        <w:t>Мам…</w:t>
+      </w:r>
+    </w:p>
+    <w:p>
+      <w:pPr>
+        <w:spacing w:before="0" w:after="110" w:line="300" w:lineRule="auto"/>
+      </w:pPr>
+      <w:r>
+        <w:rPr>
+          <w:rFonts w:ascii="Times New Roman" w:hAnsi="Times New Roman" w:eastAsia="Malgun Gothic"/>
+          <w:b/>
+          <w:i w:val="0"/>
+          <w:sz w:val="22"/>
+        </w:rPr>
+        <w:t xml:space="preserve">Анна: </w:t>
+      </w:r>
+      <w:r>
+        <w:rPr>
+          <w:rFonts w:ascii="Times New Roman" w:hAnsi="Times New Roman" w:eastAsia="Malgun Gothic"/>
+          <w:b w:val="0"/>
+          <w:i w:val="0"/>
+          <w:sz w:val="22"/>
+        </w:rPr>
+        <w:t>Не перебивай. Я не прошу тебя бросить работу. Просто звони мне, когда задерживаешься. Хотя бы это.</w:t>
+      </w:r>
+    </w:p>
+    <w:p>
+      <w:pPr>
+        <w:spacing w:before="0" w:after="110" w:line="300" w:lineRule="auto"/>
+      </w:pPr>
+      <w:r>
+        <w:rPr>
+          <w:rFonts w:ascii="Times New Roman" w:hAnsi="Times New Roman" w:eastAsia="Malgun Gothic"/>
+          <w:b/>
+          <w:i w:val="0"/>
+          <w:sz w:val="22"/>
+        </w:rPr>
+        <w:t xml:space="preserve">Лёша: </w:t>
+      </w:r>
+      <w:r>
+        <w:rPr>
+          <w:rFonts w:ascii="Times New Roman" w:hAnsi="Times New Roman" w:eastAsia="Malgun Gothic"/>
+          <w:b w:val="0"/>
+          <w:i w:val="0"/>
+          <w:sz w:val="22"/>
+        </w:rPr>
+        <w:t>Буду звонить. Обещаю.</w:t>
+      </w:r>
+    </w:p>
+    <w:p>
+      <w:pPr>
+        <w:spacing w:before="0" w:after="110" w:line="300" w:lineRule="auto"/>
+      </w:pPr>
+      <w:r>
+        <w:rPr>
+          <w:rFonts w:ascii="Times New Roman" w:hAnsi="Times New Roman" w:eastAsia="Malgun Gothic"/>
+          <w:b/>
+          <w:i w:val="0"/>
+          <w:sz w:val="22"/>
+        </w:rPr>
+        <w:t xml:space="preserve">Анна: </w:t>
+      </w:r>
+      <w:r>
+        <w:rPr>
+          <w:rFonts w:ascii="Times New Roman" w:hAnsi="Times New Roman" w:eastAsia="Malgun Gothic"/>
+          <w:b w:val="0"/>
+          <w:i w:val="0"/>
+          <w:sz w:val="22"/>
+        </w:rPr>
+        <w:t>Я всю жизнь думала, что у нас обычная, спокойная семья. Отец на заводе, сын в институте, по воскресеньям пироги. А сегодня отец сидел у телефона белый как мел, и я уже ни в чём не уверена.</w:t>
+      </w:r>
+    </w:p>
+    <w:p>
+      <w:pPr>
+        <w:spacing w:before="0" w:after="110" w:line="300" w:lineRule="auto"/>
+      </w:pPr>
+      <w:r>
+        <w:rPr>
+          <w:rFonts w:ascii="Times New Roman" w:hAnsi="Times New Roman" w:eastAsia="Malgun Gothic"/>
+          <w:b/>
+          <w:i w:val="0"/>
+          <w:sz w:val="22"/>
+        </w:rPr>
+        <w:t xml:space="preserve">Лёша: </w:t>
+      </w:r>
+      <w:r>
+        <w:rPr>
+          <w:rFonts w:ascii="Times New Roman" w:hAnsi="Times New Roman" w:eastAsia="Malgun Gothic"/>
+          <w:b w:val="0"/>
+          <w:i w:val="0"/>
+          <w:sz w:val="22"/>
+        </w:rPr>
+        <w:t>Мы и есть обычная семья, мам. Просто сейчас трудно.</w:t>
+      </w:r>
+    </w:p>
+    <w:p>
+      <w:pPr>
+        <w:spacing w:before="0" w:after="110" w:line="300" w:lineRule="auto"/>
+      </w:pPr>
+      <w:r>
+        <w:rPr>
+          <w:rFonts w:ascii="Times New Roman" w:hAnsi="Times New Roman" w:eastAsia="Malgun Gothic"/>
+          <w:b/>
+          <w:i w:val="0"/>
+          <w:sz w:val="22"/>
+        </w:rPr>
+        <w:t xml:space="preserve">Анна: </w:t>
+      </w:r>
+      <w:r>
+        <w:rPr>
+          <w:rFonts w:ascii="Times New Roman" w:hAnsi="Times New Roman" w:eastAsia="Malgun Gothic"/>
+          <w:b w:val="0"/>
+          <w:i w:val="0"/>
+          <w:sz w:val="22"/>
+        </w:rPr>
+        <w:t>Счастье, Лёша, не в том, чтобы было легко. А в том, чтобы вечером за столом все были живы.</w:t>
+      </w:r>
+    </w:p>
+    <w:p>
+      <w:pPr>
+        <w:spacing w:before="0" w:after="110" w:line="300" w:lineRule="auto"/>
+      </w:pPr>
+      <w:r>
+        <w:rPr>
+          <w:rFonts w:ascii="Times New Roman" w:hAnsi="Times New Roman" w:eastAsia="Malgun Gothic"/>
+          <w:b/>
+          <w:i w:val="0"/>
+          <w:sz w:val="22"/>
+        </w:rPr>
+        <w:t xml:space="preserve">Лёша: </w:t>
+      </w:r>
+      <w:r>
+        <w:rPr>
+          <w:rFonts w:ascii="Times New Roman" w:hAnsi="Times New Roman" w:eastAsia="Malgun Gothic"/>
+          <w:b w:val="0"/>
+          <w:i w:val="0"/>
+          <w:sz w:val="22"/>
+        </w:rPr>
+        <w:t>Буду приходить к ужину. Хотя бы иногда.</w:t>
+      </w:r>
+    </w:p>
+    <w:p>
+      <w:pPr>
+        <w:spacing w:before="0" w:after="110" w:line="300" w:lineRule="auto"/>
+      </w:pPr>
+      <w:r>
+        <w:rPr>
+          <w:rFonts w:ascii="Times New Roman" w:hAnsi="Times New Roman" w:eastAsia="Malgun Gothic"/>
+          <w:b/>
+          <w:i w:val="0"/>
+          <w:sz w:val="22"/>
+        </w:rPr>
+        <w:t xml:space="preserve">Анна: </w:t>
+      </w:r>
+      <w:r>
+        <w:rPr>
+          <w:rFonts w:ascii="Times New Roman" w:hAnsi="Times New Roman" w:eastAsia="Malgun Gothic"/>
+          <w:b w:val="0"/>
+          <w:i w:val="0"/>
+          <w:sz w:val="22"/>
+        </w:rPr>
+        <w:t>И береги Виктора Петровича тоже. Он немолод уже, а с виду такой несгибаемый.</w:t>
+      </w:r>
+    </w:p>
+    <w:p>
+      <w:pPr>
+        <w:spacing w:before="0" w:after="110" w:line="300" w:lineRule="auto"/>
+      </w:pPr>
+      <w:r>
+        <w:rPr>
+          <w:rFonts w:ascii="Times New Roman" w:hAnsi="Times New Roman" w:eastAsia="Malgun Gothic"/>
+          <w:b/>
+          <w:i w:val="0"/>
+          <w:sz w:val="22"/>
+        </w:rPr>
+        <w:t xml:space="preserve">Лёша: </w:t>
+      </w:r>
+      <w:r>
+        <w:rPr>
+          <w:rFonts w:ascii="Times New Roman" w:hAnsi="Times New Roman" w:eastAsia="Malgun Gothic"/>
+          <w:b w:val="0"/>
+          <w:i w:val="0"/>
+          <w:sz w:val="22"/>
+        </w:rPr>
+        <w:t>Он сильнее, чем кажется, мам.</w:t>
+      </w:r>
+    </w:p>
+    <w:p>
+      <w:pPr>
+        <w:spacing w:before="0" w:after="110" w:line="300" w:lineRule="auto"/>
+      </w:pPr>
+      <w:r>
+        <w:rPr>
+          <w:rFonts w:ascii="Times New Roman" w:hAnsi="Times New Roman" w:eastAsia="Malgun Gothic"/>
+          <w:b/>
+          <w:i w:val="0"/>
+          <w:sz w:val="22"/>
+        </w:rPr>
+        <w:t xml:space="preserve">Анна: </w:t>
+      </w:r>
+      <w:r>
+        <w:rPr>
+          <w:rFonts w:ascii="Times New Roman" w:hAnsi="Times New Roman" w:eastAsia="Malgun Gothic"/>
+          <w:b w:val="0"/>
+          <w:i w:val="0"/>
+          <w:sz w:val="22"/>
+        </w:rPr>
+        <w:t>Все мы кажемся сильнее, чем есть, Лёша. Пока однажды не окажется иначе.</w:t>
+      </w:r>
+    </w:p>
+    <w:p>
+      <w:pPr>
+        <w:spacing w:before="0" w:after="110" w:line="300" w:lineRule="auto"/>
+      </w:pPr>
+      <w:r>
+        <w:rPr>
+          <w:rFonts w:ascii="Times New Roman" w:hAnsi="Times New Roman" w:eastAsia="Malgun Gothic"/>
+          <w:b/>
+          <w:i w:val="0"/>
+          <w:sz w:val="22"/>
+        </w:rPr>
+        <w:t xml:space="preserve">Лёша: </w:t>
+      </w:r>
+      <w:r>
+        <w:rPr>
+          <w:rFonts w:ascii="Times New Roman" w:hAnsi="Times New Roman" w:eastAsia="Malgun Gothic"/>
+          <w:b w:val="0"/>
+          <w:i w:val="0"/>
+          <w:sz w:val="22"/>
+        </w:rPr>
+        <w:t>Ты у меня, выходит, тоже только кажешься спокойной?</w:t>
+      </w:r>
+    </w:p>
+    <w:p>
+      <w:pPr>
+        <w:spacing w:before="0" w:after="110" w:line="300" w:lineRule="auto"/>
+      </w:pPr>
+      <w:r>
+        <w:rPr>
+          <w:rFonts w:ascii="Times New Roman" w:hAnsi="Times New Roman" w:eastAsia="Malgun Gothic"/>
+          <w:b/>
+          <w:i w:val="0"/>
+          <w:sz w:val="22"/>
+        </w:rPr>
+        <w:t xml:space="preserve">Анна: </w:t>
+      </w:r>
+      <w:r>
+        <w:rPr>
+          <w:rFonts w:ascii="Times New Roman" w:hAnsi="Times New Roman" w:eastAsia="Malgun Gothic"/>
+          <w:b w:val="0"/>
+          <w:i/>
+          <w:color w:val="555555"/>
+          <w:sz w:val="22"/>
+        </w:rPr>
+        <w:t>(улыбается сквозь слёзы)</w:t>
+      </w:r>
+      <w:r>
+        <w:rPr>
+          <w:rFonts w:ascii="Times New Roman" w:hAnsi="Times New Roman" w:eastAsia="Malgun Gothic"/>
+          <w:b w:val="0"/>
+          <w:i w:val="0"/>
+          <w:sz w:val="22"/>
+        </w:rPr>
+        <w:t xml:space="preserve"> Я мать, Лёша. У меня это профессиональное. Иди, отец ждёт, чтобы ты замки проверил. Ему так спокойнее — хоть что-то сделать руками.</w:t>
+      </w:r>
+    </w:p>
+    <w:p>
+      <w:pPr>
+        <w:keepNext/>
+        <w:spacing w:before="320" w:after="140"/>
+      </w:pPr>
+      <w:r>
+        <w:rPr>
+          <w:rFonts w:ascii="Times New Roman" w:hAnsi="Times New Roman" w:eastAsia="Malgun Gothic"/>
+          <w:b/>
+          <w:i w:val="0"/>
+          <w:color w:val="1F3864"/>
+          <w:sz w:val="26"/>
+        </w:rPr>
+        <w:t>장면 9 — 사무실, 마무리</w:t>
+      </w:r>
+    </w:p>
+    <w:p>
+      <w:pPr>
+        <w:spacing w:before="0" w:after="110" w:line="300" w:lineRule="auto"/>
+      </w:pPr>
+      <w:r>
+        <w:rPr>
+          <w:rFonts w:ascii="Times New Roman" w:hAnsi="Times New Roman" w:eastAsia="Malgun Gothic"/>
+          <w:b/>
+          <w:i w:val="0"/>
+          <w:sz w:val="22"/>
+        </w:rPr>
+        <w:t xml:space="preserve">Быков: </w:t>
+      </w:r>
+      <w:r>
+        <w:rPr>
+          <w:rFonts w:ascii="Times New Roman" w:hAnsi="Times New Roman" w:eastAsia="Malgun Gothic"/>
+          <w:b w:val="0"/>
+          <w:i w:val="0"/>
+          <w:sz w:val="22"/>
+        </w:rPr>
+        <w:t>Как дома дела?</w:t>
+      </w:r>
+    </w:p>
+    <w:p>
+      <w:pPr>
+        <w:spacing w:before="0" w:after="110" w:line="300" w:lineRule="auto"/>
+      </w:pPr>
+      <w:r>
+        <w:rPr>
+          <w:rFonts w:ascii="Times New Roman" w:hAnsi="Times New Roman" w:eastAsia="Malgun Gothic"/>
+          <w:b/>
+          <w:i w:val="0"/>
+          <w:sz w:val="22"/>
+        </w:rPr>
+        <w:t xml:space="preserve">Лёша: </w:t>
+      </w:r>
+      <w:r>
+        <w:rPr>
+          <w:rFonts w:ascii="Times New Roman" w:hAnsi="Times New Roman" w:eastAsia="Malgun Gothic"/>
+          <w:b w:val="0"/>
+          <w:i w:val="0"/>
+          <w:sz w:val="22"/>
+        </w:rPr>
+        <w:t>Отец напуган. Мама тоже, но старается не показывать.</w:t>
+      </w:r>
+    </w:p>
+    <w:p>
+      <w:pPr>
+        <w:spacing w:before="0" w:after="110" w:line="300" w:lineRule="auto"/>
+      </w:pPr>
+      <w:r>
+        <w:rPr>
+          <w:rFonts w:ascii="Times New Roman" w:hAnsi="Times New Roman" w:eastAsia="Malgun Gothic"/>
+          <w:b/>
+          <w:i w:val="0"/>
+          <w:sz w:val="22"/>
+        </w:rPr>
+        <w:t xml:space="preserve">Быков: </w:t>
+      </w:r>
+      <w:r>
+        <w:rPr>
+          <w:rFonts w:ascii="Times New Roman" w:hAnsi="Times New Roman" w:eastAsia="Malgun Gothic"/>
+          <w:b w:val="0"/>
+          <w:i w:val="0"/>
+          <w:sz w:val="22"/>
+        </w:rPr>
+        <w:t>А ты?</w:t>
+      </w:r>
+    </w:p>
+    <w:p>
+      <w:pPr>
+        <w:spacing w:before="0" w:after="110" w:line="300" w:lineRule="auto"/>
+      </w:pPr>
+      <w:r>
+        <w:rPr>
+          <w:rFonts w:ascii="Times New Roman" w:hAnsi="Times New Roman" w:eastAsia="Malgun Gothic"/>
+          <w:b/>
+          <w:i w:val="0"/>
+          <w:sz w:val="22"/>
+        </w:rPr>
+        <w:t xml:space="preserve">Лёша: </w:t>
+      </w:r>
+      <w:r>
+        <w:rPr>
+          <w:rFonts w:ascii="Times New Roman" w:hAnsi="Times New Roman" w:eastAsia="Malgun Gothic"/>
+          <w:b w:val="0"/>
+          <w:i w:val="0"/>
+          <w:sz w:val="22"/>
+        </w:rPr>
+        <w:t>Не знаю. Ночью лежал и прислушивался к каждой машине под окном. Утром стало стыдно.</w:t>
+      </w:r>
+    </w:p>
+    <w:p>
+      <w:pPr>
+        <w:spacing w:before="0" w:after="110" w:line="300" w:lineRule="auto"/>
+      </w:pPr>
+      <w:r>
+        <w:rPr>
+          <w:rFonts w:ascii="Times New Roman" w:hAnsi="Times New Roman" w:eastAsia="Malgun Gothic"/>
+          <w:b/>
+          <w:i w:val="0"/>
+          <w:sz w:val="22"/>
+        </w:rPr>
+        <w:t xml:space="preserve">Быков: </w:t>
+      </w:r>
+      <w:r>
+        <w:rPr>
+          <w:rFonts w:ascii="Times New Roman" w:hAnsi="Times New Roman" w:eastAsia="Malgun Gothic"/>
+          <w:b w:val="0"/>
+          <w:i w:val="0"/>
+          <w:sz w:val="22"/>
+        </w:rPr>
+        <w:t>Стыдиться нечего. Не боятся только дураки и покойники, а нам с тобой ни тем, ни другим быть рано.</w:t>
+      </w:r>
+    </w:p>
+    <w:p>
+      <w:pPr>
+        <w:spacing w:before="0" w:after="110" w:line="300" w:lineRule="auto"/>
+      </w:pPr>
+      <w:r>
+        <w:rPr>
+          <w:rFonts w:ascii="Times New Roman" w:hAnsi="Times New Roman" w:eastAsia="Malgun Gothic"/>
+          <w:b/>
+          <w:i w:val="0"/>
+          <w:sz w:val="22"/>
+        </w:rPr>
+        <w:t xml:space="preserve">Лёша: </w:t>
+      </w:r>
+      <w:r>
+        <w:rPr>
+          <w:rFonts w:ascii="Times New Roman" w:hAnsi="Times New Roman" w:eastAsia="Malgun Gothic"/>
+          <w:b w:val="0"/>
+          <w:i/>
+          <w:color w:val="555555"/>
+          <w:sz w:val="22"/>
+        </w:rPr>
+        <w:t>(усмехается)</w:t>
+      </w:r>
+      <w:r>
+        <w:rPr>
+          <w:rFonts w:ascii="Times New Roman" w:hAnsi="Times New Roman" w:eastAsia="Malgun Gothic"/>
+          <w:b w:val="0"/>
+          <w:i w:val="0"/>
+          <w:sz w:val="22"/>
+        </w:rPr>
+        <w:t xml:space="preserve"> Утешили.</w:t>
+      </w:r>
+    </w:p>
+    <w:p>
+      <w:pPr>
+        <w:spacing w:before="0" w:after="110" w:line="300" w:lineRule="auto"/>
+      </w:pPr>
+      <w:r>
+        <w:rPr>
+          <w:rFonts w:ascii="Times New Roman" w:hAnsi="Times New Roman" w:eastAsia="Malgun Gothic"/>
+          <w:b/>
+          <w:i w:val="0"/>
+          <w:sz w:val="22"/>
+        </w:rPr>
+        <w:t xml:space="preserve">Быков: </w:t>
+      </w:r>
+      <w:r>
+        <w:rPr>
+          <w:rFonts w:ascii="Times New Roman" w:hAnsi="Times New Roman" w:eastAsia="Malgun Gothic"/>
+          <w:b w:val="0"/>
+          <w:i w:val="0"/>
+          <w:sz w:val="22"/>
+        </w:rPr>
+        <w:t>Я не утешаю, я констатирую. Первая угроза всегда самая страшная. Потом либо привыкаешь, либо бросаешь дело.</w:t>
+      </w:r>
+    </w:p>
+    <w:p>
+      <w:pPr>
+        <w:spacing w:before="0" w:after="110" w:line="300" w:lineRule="auto"/>
+      </w:pPr>
+      <w:r>
+        <w:rPr>
+          <w:rFonts w:ascii="Times New Roman" w:hAnsi="Times New Roman" w:eastAsia="Malgun Gothic"/>
+          <w:b/>
+          <w:i w:val="0"/>
+          <w:sz w:val="22"/>
+        </w:rPr>
+        <w:t xml:space="preserve">Лёша: </w:t>
+      </w:r>
+      <w:r>
+        <w:rPr>
+          <w:rFonts w:ascii="Times New Roman" w:hAnsi="Times New Roman" w:eastAsia="Malgun Gothic"/>
+          <w:b w:val="0"/>
+          <w:i w:val="0"/>
+          <w:sz w:val="22"/>
+        </w:rPr>
+        <w:t>А вы привыкли?</w:t>
+      </w:r>
+    </w:p>
+    <w:p>
+      <w:pPr>
+        <w:spacing w:before="0" w:after="110" w:line="300" w:lineRule="auto"/>
+      </w:pPr>
+      <w:r>
+        <w:rPr>
+          <w:rFonts w:ascii="Times New Roman" w:hAnsi="Times New Roman" w:eastAsia="Malgun Gothic"/>
+          <w:b/>
+          <w:i w:val="0"/>
+          <w:sz w:val="22"/>
+        </w:rPr>
+        <w:t xml:space="preserve">Быков: </w:t>
+      </w:r>
+      <w:r>
+        <w:rPr>
+          <w:rFonts w:ascii="Times New Roman" w:hAnsi="Times New Roman" w:eastAsia="Malgun Gothic"/>
+          <w:b w:val="0"/>
+          <w:i w:val="0"/>
+          <w:sz w:val="22"/>
+        </w:rPr>
+        <w:t>Настолько, насколько к этому вообще можно привыкнуть. У Грибоедова Молчалин говорит: «Ах! злые языки страшнее пистолета». Молчалин, заметь, трус и подхалим — ему виднее. Анонимный звонок и есть злой язык: пистолета у них пока нет, вот и пугают голосом.</w:t>
+      </w:r>
+    </w:p>
+    <w:p>
+      <w:pPr>
+        <w:spacing w:before="0" w:after="110" w:line="300" w:lineRule="auto"/>
+      </w:pPr>
+      <w:r>
+        <w:rPr>
+          <w:rFonts w:ascii="Times New Roman" w:hAnsi="Times New Roman" w:eastAsia="Malgun Gothic"/>
+          <w:b/>
+          <w:i w:val="0"/>
+          <w:sz w:val="22"/>
+        </w:rPr>
+        <w:t xml:space="preserve">Лёша: </w:t>
+      </w:r>
+      <w:r>
+        <w:rPr>
+          <w:rFonts w:ascii="Times New Roman" w:hAnsi="Times New Roman" w:eastAsia="Malgun Gothic"/>
+          <w:b w:val="0"/>
+          <w:i w:val="0"/>
+          <w:sz w:val="22"/>
+        </w:rPr>
+        <w:t>Пока нет?</w:t>
+      </w:r>
+    </w:p>
+    <w:p>
+      <w:pPr>
+        <w:spacing w:before="0" w:after="110" w:line="300" w:lineRule="auto"/>
+      </w:pPr>
+      <w:r>
+        <w:rPr>
+          <w:rFonts w:ascii="Times New Roman" w:hAnsi="Times New Roman" w:eastAsia="Malgun Gothic"/>
+          <w:b/>
+          <w:i w:val="0"/>
+          <w:sz w:val="22"/>
+        </w:rPr>
+        <w:t xml:space="preserve">Быков: </w:t>
+      </w:r>
+      <w:r>
+        <w:rPr>
+          <w:rFonts w:ascii="Times New Roman" w:hAnsi="Times New Roman" w:eastAsia="Malgun Gothic"/>
+          <w:b w:val="0"/>
+          <w:i w:val="0"/>
+          <w:sz w:val="22"/>
+        </w:rPr>
+        <w:t>Пока. Поэтому — осторожность. И знаешь, что я тебе ещё скажу, Алексей?</w:t>
+      </w:r>
+    </w:p>
+    <w:p>
+      <w:pPr>
+        <w:spacing w:before="0" w:after="110" w:line="300" w:lineRule="auto"/>
+      </w:pPr>
+      <w:r>
+        <w:rPr>
+          <w:rFonts w:ascii="Times New Roman" w:hAnsi="Times New Roman" w:eastAsia="Malgun Gothic"/>
+          <w:b/>
+          <w:i w:val="0"/>
+          <w:sz w:val="22"/>
+        </w:rPr>
+        <w:t xml:space="preserve">Лёша: </w:t>
+      </w:r>
+      <w:r>
+        <w:rPr>
+          <w:rFonts w:ascii="Times New Roman" w:hAnsi="Times New Roman" w:eastAsia="Malgun Gothic"/>
+          <w:b w:val="0"/>
+          <w:i w:val="0"/>
+          <w:sz w:val="22"/>
+        </w:rPr>
+        <w:t>Что?</w:t>
+      </w:r>
+    </w:p>
+    <w:p>
+      <w:pPr>
+        <w:spacing w:before="0" w:after="110" w:line="300" w:lineRule="auto"/>
+      </w:pPr>
+      <w:r>
+        <w:rPr>
+          <w:rFonts w:ascii="Times New Roman" w:hAnsi="Times New Roman" w:eastAsia="Malgun Gothic"/>
+          <w:b/>
+          <w:i w:val="0"/>
+          <w:sz w:val="22"/>
+        </w:rPr>
+        <w:t xml:space="preserve">Быков: </w:t>
+      </w:r>
+      <w:r>
+        <w:rPr>
+          <w:rFonts w:ascii="Times New Roman" w:hAnsi="Times New Roman" w:eastAsia="Malgun Gothic"/>
+          <w:b w:val="0"/>
+          <w:i w:val="0"/>
+          <w:sz w:val="22"/>
+        </w:rPr>
+        <w:t>Если тебе звонят и угрожают — значит, ты уже задел кого-то по-настоящему. Это не повод для радости, но это знак, что дело того стоит.</w:t>
+      </w:r>
+    </w:p>
+    <w:p>
+      <w:pPr>
+        <w:spacing w:before="0" w:after="110" w:line="300" w:lineRule="auto"/>
+      </w:pPr>
+      <w:r>
+        <w:rPr>
+          <w:rFonts w:ascii="Times New Roman" w:hAnsi="Times New Roman" w:eastAsia="Malgun Gothic"/>
+          <w:b/>
+          <w:i w:val="0"/>
+          <w:sz w:val="22"/>
+        </w:rPr>
+        <w:t xml:space="preserve">Лёша: </w:t>
+      </w:r>
+      <w:r>
+        <w:rPr>
+          <w:rFonts w:ascii="Times New Roman" w:hAnsi="Times New Roman" w:eastAsia="Malgun Gothic"/>
+          <w:b w:val="0"/>
+          <w:i w:val="0"/>
+          <w:sz w:val="22"/>
+        </w:rPr>
+        <w:t>Слабое утешение.</w:t>
+      </w:r>
+    </w:p>
+    <w:p>
+      <w:pPr>
+        <w:spacing w:before="0" w:after="110" w:line="300" w:lineRule="auto"/>
+      </w:pPr>
+      <w:r>
+        <w:rPr>
+          <w:rFonts w:ascii="Times New Roman" w:hAnsi="Times New Roman" w:eastAsia="Malgun Gothic"/>
+          <w:b/>
+          <w:i w:val="0"/>
+          <w:sz w:val="22"/>
+        </w:rPr>
+        <w:t xml:space="preserve">Быков: </w:t>
+      </w:r>
+      <w:r>
+        <w:rPr>
+          <w:rFonts w:ascii="Times New Roman" w:hAnsi="Times New Roman" w:eastAsia="Malgun Gothic"/>
+          <w:b w:val="0"/>
+          <w:i w:val="0"/>
+          <w:sz w:val="22"/>
+        </w:rPr>
+        <w:t>Другого утешения в этой профессии не бывает. Идём, у нас завтра допрос свидетеля по «Сибзаводу». Отдохни сегодня, если получится.</w:t>
+      </w:r>
+    </w:p>
+    <w:p>
+      <w:pPr>
+        <w:spacing w:before="0" w:after="110" w:line="300" w:lineRule="auto"/>
+      </w:pPr>
+      <w:r>
+        <w:rPr>
+          <w:rFonts w:ascii="Times New Roman" w:hAnsi="Times New Roman" w:eastAsia="Malgun Gothic"/>
+          <w:b/>
+          <w:i w:val="0"/>
+          <w:sz w:val="22"/>
+        </w:rPr>
+        <w:t xml:space="preserve">Лёша: </w:t>
+      </w:r>
+      <w:r>
+        <w:rPr>
+          <w:rFonts w:ascii="Times New Roman" w:hAnsi="Times New Roman" w:eastAsia="Malgun Gothic"/>
+          <w:b w:val="0"/>
+          <w:i w:val="0"/>
+          <w:sz w:val="22"/>
+        </w:rPr>
+        <w:t>А вам когда-нибудь звонили домой?</w:t>
+      </w:r>
+    </w:p>
+    <w:p>
+      <w:pPr>
+        <w:spacing w:before="0" w:after="110" w:line="300" w:lineRule="auto"/>
+      </w:pPr>
+      <w:r>
+        <w:rPr>
+          <w:rFonts w:ascii="Times New Roman" w:hAnsi="Times New Roman" w:eastAsia="Malgun Gothic"/>
+          <w:b/>
+          <w:i w:val="0"/>
+          <w:sz w:val="22"/>
+        </w:rPr>
+        <w:t xml:space="preserve">Быков: </w:t>
+      </w:r>
+      <w:r>
+        <w:rPr>
+          <w:rFonts w:ascii="Times New Roman" w:hAnsi="Times New Roman" w:eastAsia="Malgun Gothic"/>
+          <w:b w:val="0"/>
+          <w:i w:val="0"/>
+          <w:sz w:val="22"/>
+        </w:rPr>
+        <w:t xml:space="preserve">Звонили. Давно. Тогда телефоны были с диском, а угрозы — с казённой интонацией. </w:t>
+      </w:r>
+      <w:r>
+        <w:rPr>
+          <w:rFonts w:ascii="Times New Roman" w:hAnsi="Times New Roman" w:eastAsia="Malgun Gothic"/>
+          <w:b w:val="0"/>
+          <w:i/>
+          <w:color w:val="555555"/>
+          <w:sz w:val="22"/>
+        </w:rPr>
+        <w:t>(пауза)</w:t>
+      </w:r>
+      <w:r>
+        <w:rPr>
+          <w:rFonts w:ascii="Times New Roman" w:hAnsi="Times New Roman" w:eastAsia="Malgun Gothic"/>
+          <w:b w:val="0"/>
+          <w:i w:val="0"/>
+          <w:sz w:val="22"/>
+        </w:rPr>
+        <w:t xml:space="preserve"> Иди, Алексей. И позвони матери, что доехал.</w:t>
+      </w:r>
+    </w:p>
+    <w:p>
+      <w:pPr>
+        <w:keepNext/>
+        <w:spacing w:before="320" w:after="140"/>
+      </w:pPr>
+      <w:r>
+        <w:rPr>
+          <w:rFonts w:ascii="Times New Roman" w:hAnsi="Times New Roman" w:eastAsia="Malgun Gothic"/>
+          <w:b/>
+          <w:i w:val="0"/>
+          <w:color w:val="1F3864"/>
+          <w:sz w:val="26"/>
+        </w:rPr>
+        <w:t>핵심 문학 인용</w:t>
+      </w:r>
+    </w:p>
+    <w:p>
+      <w:pPr>
         <w:spacing w:before="0" w:after="120"/>
       </w:pPr>
       <w:r>
@@ -3303,6 +4196,29 @@
           <w:i w:val="0"/>
           <w:sz w:val="22"/>
         </w:rPr>
+        <w:t>Русская пословица: «Плетью обуха не перешибёшь»</w:t>
+      </w:r>
+      <w:r>
+        <w:rPr>
+          <w:rFonts w:ascii="Times New Roman" w:hAnsi="Times New Roman" w:eastAsia="Malgun Gothic"/>
+          <w:b w:val="0"/>
+          <w:i w:val="0"/>
+          <w:sz w:val="22"/>
+        </w:rPr>
+        <w:t xml:space="preserve"> — 한국어 해설: 채찍으로 도끼 등을 부러뜨릴 수 없다, 곧 약한 힘으로는 강한 권력을 꺾을 수 없다는 뜻의 오래된 속담. 장면 7에서 아버지 니콜라이가 80년대 안전 문제로 진정을 넣었다가 채소 창고 경비원으로 밀려난 작업반장 이야기를 하며 “시스템은 못 이긴다”는 말을 이 속담으로 못 박는다. 료샤가 “채찍이 많으면요?”라고 되받고, 아버지는 “하나씩 부러뜨릴 것”이라고 답한다. 공장에서 평생을 보낸 노동자의 체념과 아들의 고집이 한 속담을 두고 부딪히는 대목.</w:t>
+      </w:r>
+    </w:p>
+    <w:p>
+      <w:pPr>
+        <w:spacing w:before="0" w:after="120"/>
+      </w:pPr>
+      <w:r>
+        <w:rPr>
+          <w:rFonts w:ascii="Times New Roman" w:hAnsi="Times New Roman" w:eastAsia="Malgun Gothic"/>
+          <w:b/>
+          <w:i w:val="0"/>
+          <w:sz w:val="22"/>
+        </w:rPr>
         <w:t>Грибоедов, «Горе от ума» (1824): «Ах! злые языки страшнее пистолета»</w:t>
       </w:r>
       <w:r>
@@ -3312,7 +4228,207 @@
           <w:i w:val="0"/>
           <w:sz w:val="22"/>
         </w:rPr>
-        <w:t xml:space="preserve"> — 한국어 해설: 원작에서는 비겁한 아첨꾼 몰찰린의 대사. 장면 8에서 비코프가 익명의 협박 전화를 두고 인용하며 “몰찰린 같은 겁쟁이에게나 혀가 권총보다 무섭다, 그들에겐 아직 권총이 없어서 목소리로 겁을 준다”고 풀이한다. “아직”이라는 말이 이후 폭력의 복선이 된다.</w:t>
+        <w:t xml:space="preserve"> — 한국어 해설: 원작에서는 비겁한 아첨꾼 몰찰린의 대사. 장면 9에서 비코프가 익명의 협박 전화를 두고 인용하며 “몰찰린 같은 겁쟁이에게나 혀가 권총보다 무섭다, 그들에겐 아직 권총이 없어서 목소리로 겁을 준다”고 풀이한다. “아직”이라는 말이 이후 폭력의 복선이 된다.</w:t>
+      </w:r>
+    </w:p>
+    <w:p>
+      <w:pPr>
+        <w:keepNext/>
+        <w:spacing w:before="320" w:after="140"/>
+      </w:pPr>
+      <w:r>
+        <w:rPr>
+          <w:rFonts w:ascii="Times New Roman" w:hAnsi="Times New Roman" w:eastAsia="Malgun Gothic"/>
+          <w:b/>
+          <w:i w:val="0"/>
+          <w:color w:val="1F3864"/>
+          <w:sz w:val="26"/>
+        </w:rPr>
+        <w:t>생활 표현</w:t>
+      </w:r>
+    </w:p>
+    <w:p>
+      <w:pPr>
+        <w:spacing w:before="0" w:after="120"/>
+      </w:pPr>
+      <w:r>
+        <w:rPr>
+          <w:rFonts w:ascii="Times New Roman" w:hAnsi="Times New Roman" w:eastAsia="Malgun Gothic"/>
+          <w:b/>
+          <w:i w:val="0"/>
+          <w:sz w:val="22"/>
+        </w:rPr>
+        <w:t>«передай-ка отцу сметану»</w:t>
+      </w:r>
+      <w:r>
+        <w:rPr>
+          <w:rFonts w:ascii="Times New Roman" w:hAnsi="Times New Roman" w:eastAsia="Malgun Gothic"/>
+          <w:b w:val="0"/>
+          <w:i w:val="0"/>
+          <w:sz w:val="22"/>
+        </w:rPr>
+        <w:t xml:space="preserve"> — 한국어 해설: “아버지께 스메타나 좀 건네줘.” 명령형에 붙는 -ка가 부탁을 가볍고 친근하게 만든다. 식탁에서 어머니가 아들에게, 가족끼리 쓰는 구어. 장면 2.</w:t>
+      </w:r>
+    </w:p>
+    <w:p>
+      <w:pPr>
+        <w:spacing w:before="0" w:after="120"/>
+      </w:pPr>
+      <w:r>
+        <w:rPr>
+          <w:rFonts w:ascii="Times New Roman" w:hAnsi="Times New Roman" w:eastAsia="Malgun Gothic"/>
+          <w:b/>
+          <w:i w:val="0"/>
+          <w:sz w:val="22"/>
+        </w:rPr>
+        <w:t>«будь другом»</w:t>
+      </w:r>
+      <w:r>
+        <w:rPr>
+          <w:rFonts w:ascii="Times New Roman" w:hAnsi="Times New Roman" w:eastAsia="Malgun Gothic"/>
+          <w:b w:val="0"/>
+          <w:i w:val="0"/>
+          <w:sz w:val="22"/>
+        </w:rPr>
+        <w:t xml:space="preserve"> — 한국어 해설: “부탁 좀 하자, 고맙게.” 직역은 ‘친구가 되어 줘’. 가까운 사이에서 작은 부탁 끝에 덧붙이는 말(격식 있는 자리에서는 будьте добры). 아버지가 빵을 썰어 달라며 료샤에게. 장면 2.</w:t>
+      </w:r>
+    </w:p>
+    <w:p>
+      <w:pPr>
+        <w:spacing w:before="0" w:after="120"/>
+      </w:pPr>
+      <w:r>
+        <w:rPr>
+          <w:rFonts w:ascii="Times New Roman" w:hAnsi="Times New Roman" w:eastAsia="Malgun Gothic"/>
+          <w:b/>
+          <w:i w:val="0"/>
+          <w:sz w:val="22"/>
+        </w:rPr>
+        <w:t>«Да ну, скажешь тоже»</w:t>
+      </w:r>
+      <w:r>
+        <w:rPr>
+          <w:rFonts w:ascii="Times New Roman" w:hAnsi="Times New Roman" w:eastAsia="Malgun Gothic"/>
+          <w:b w:val="0"/>
+          <w:i w:val="0"/>
+          <w:sz w:val="22"/>
+        </w:rPr>
+        <w:t xml:space="preserve"> — 한국어 해설: “에이, 무슨 소리야.” 칭찬을 받았을 때 겸손하게 손사래 치는 반응. 료샤가 파이를 칭찬하자 어머니가. 상대가 вы라면 «скажете тоже». 장면 2.</w:t>
+      </w:r>
+    </w:p>
+    <w:p>
+      <w:pPr>
+        <w:spacing w:before="0" w:after="120"/>
+      </w:pPr>
+      <w:r>
+        <w:rPr>
+          <w:rFonts w:ascii="Times New Roman" w:hAnsi="Times New Roman" w:eastAsia="Malgun Gothic"/>
+          <w:b/>
+          <w:i w:val="0"/>
+          <w:sz w:val="22"/>
+        </w:rPr>
+        <w:t>«больше не влезет»</w:t>
+      </w:r>
+      <w:r>
+        <w:rPr>
+          <w:rFonts w:ascii="Times New Roman" w:hAnsi="Times New Roman" w:eastAsia="Malgun Gothic"/>
+          <w:b w:val="0"/>
+          <w:i w:val="0"/>
+          <w:sz w:val="22"/>
+        </w:rPr>
+        <w:t xml:space="preserve"> — 한국어 해설: “더는 안 들어가요, 배불러요.” 음식을 더 권할 때 거절하는 가장 흔한 구어. 앞에 «Честное слово»를 붙여 진심임을 강조한다. 장면 2.</w:t>
+      </w:r>
+    </w:p>
+    <w:p>
+      <w:pPr>
+        <w:spacing w:before="0" w:after="120"/>
+      </w:pPr>
+      <w:r>
+        <w:rPr>
+          <w:rFonts w:ascii="Times New Roman" w:hAnsi="Times New Roman" w:eastAsia="Malgun Gothic"/>
+          <w:b/>
+          <w:i w:val="0"/>
+          <w:sz w:val="22"/>
+        </w:rPr>
+        <w:t>«Ещё чего!»</w:t>
+      </w:r>
+      <w:r>
+        <w:rPr>
+          <w:rFonts w:ascii="Times New Roman" w:hAnsi="Times New Roman" w:eastAsia="Malgun Gothic"/>
+          <w:b w:val="0"/>
+          <w:i w:val="0"/>
+          <w:sz w:val="22"/>
+        </w:rPr>
+        <w:t xml:space="preserve"> — 한국어 해설: “말도 안 돼!, 무슨 소리!” 상대의 제안을 단칼에 물리치는 감탄. 료샤가 설거지를 하겠다고 하자 어머니가. 친한 사이에서만, 말투에 따라 퉁명스럽게 들릴 수 있다. 장면 2.</w:t>
+      </w:r>
+    </w:p>
+    <w:p>
+      <w:pPr>
+        <w:spacing w:before="0" w:after="120"/>
+      </w:pPr>
+      <w:r>
+        <w:rPr>
+          <w:rFonts w:ascii="Times New Roman" w:hAnsi="Times New Roman" w:eastAsia="Malgun Gothic"/>
+          <w:b/>
+          <w:i w:val="0"/>
+          <w:sz w:val="22"/>
+        </w:rPr>
+        <w:t>«сойдёт для сельской местности»</w:t>
+      </w:r>
+      <w:r>
+        <w:rPr>
+          <w:rFonts w:ascii="Times New Roman" w:hAnsi="Times New Roman" w:eastAsia="Malgun Gothic"/>
+          <w:b w:val="0"/>
+          <w:i w:val="0"/>
+          <w:sz w:val="22"/>
+        </w:rPr>
+        <w:t xml:space="preserve"> — 한국어 해설: “그럭저럭 봐줄 만하네.” 직역은 ‘시골이라면 통하겠다’. 완벽하진 않지만 합격이라는 농담조 평가. 어머니가 료샤가 씻은 접시를 보며. 장면 2.</w:t>
+      </w:r>
+    </w:p>
+    <w:p>
+      <w:pPr>
+        <w:spacing w:before="0" w:after="120"/>
+      </w:pPr>
+      <w:r>
+        <w:rPr>
+          <w:rFonts w:ascii="Times New Roman" w:hAnsi="Times New Roman" w:eastAsia="Malgun Gothic"/>
+          <w:b/>
+          <w:i w:val="0"/>
+          <w:sz w:val="22"/>
+        </w:rPr>
+        <w:t>«Не спорь с матерью»</w:t>
+      </w:r>
+      <w:r>
+        <w:rPr>
+          <w:rFonts w:ascii="Times New Roman" w:hAnsi="Times New Roman" w:eastAsia="Malgun Gothic"/>
+          <w:b w:val="0"/>
+          <w:i w:val="0"/>
+          <w:sz w:val="22"/>
+        </w:rPr>
+        <w:t xml:space="preserve"> — 한국어 해설: “엄마 말에 토 달지 마.” 음식 싸 주기를 사양하는 자식에게 부모가 흔히 하는 말. 반은 농담, 반은 진심. 장면 2.</w:t>
+      </w:r>
+    </w:p>
+    <w:p>
+      <w:pPr>
+        <w:spacing w:before="0" w:after="120"/>
+      </w:pPr>
+      <w:r>
+        <w:rPr>
+          <w:rFonts w:ascii="Times New Roman" w:hAnsi="Times New Roman" w:eastAsia="Malgun Gothic"/>
+          <w:b/>
+          <w:i w:val="0"/>
+          <w:sz w:val="22"/>
+        </w:rPr>
+        <w:t>«Не пропадай»</w:t>
+      </w:r>
+      <w:r>
+        <w:rPr>
+          <w:rFonts w:ascii="Times New Roman" w:hAnsi="Times New Roman" w:eastAsia="Malgun Gothic"/>
+          <w:b w:val="0"/>
+          <w:i w:val="0"/>
+          <w:sz w:val="22"/>
+        </w:rPr>
+        <w:t xml:space="preserve"> — 한국어 해설: “연락 끊지 말고 자주 와/전화해.” 직역은 ‘사라지지 마’. 헤어질 때 가족·친구에게 하는 작별 인사. 장면 2.</w:t>
       </w:r>
     </w:p>
     <w:p>
